--- a/BRD_Tinh_Nang_Uy_Quyen_So_Casso_ID.docx
+++ b/BRD_Tinh_Nang_Uy_Quyen_So_Casso_ID.docx
@@ -4,22 +4,7 @@
   <w:body>
     <w:p>
       <w:pPr>
-        <w:spacing w:after="40"/>
-        <w:jc w:val="center"/>
-      </w:pPr>
-      <w:r>
-        <w:rPr>
-          <w:rFonts w:ascii="Arial" w:hAnsi="Arial"/>
-          <w:b/>
-          <w:color w:val="475569"/>
-          <w:sz w:val="20"/>
-        </w:rPr>
-        <w:t>CASSO ID · NỀN TẢNG ĐỊNH DANH &amp; TÀI SẢN SỐ TẬP TRUNG</w:t>
-      </w:r>
-    </w:p>
-    <w:p>
-      <w:pPr>
-        <w:spacing w:after="120"/>
+        <w:spacing w:before="0" w:after="40"/>
         <w:jc w:val="center"/>
       </w:pPr>
       <w:r>
@@ -30,8 +15,21 @@
           <w:sz w:val="36"/>
         </w:rPr>
         <w:t>TÀI LIỆU YÊU CẦU NGHIỆP VỤ (BRD)</w:t>
-        <w:br/>
-        <w:t>TÍNH NĂNG ỦY QUYỀN SỐ TẬP TRUNG</w:t>
+      </w:r>
+    </w:p>
+    <w:p>
+      <w:pPr>
+        <w:spacing w:after="280"/>
+        <w:jc w:val="center"/>
+      </w:pPr>
+      <w:r>
+        <w:rPr>
+          <w:rFonts w:ascii="Arial" w:hAnsi="Arial"/>
+          <w:b/>
+          <w:color w:val="475569"/>
+          <w:sz w:val="24"/>
+        </w:rPr>
+        <w:t>TÍNH NĂNG ỦY QUYỀN SỐ (DIGITAL DELEGATION) - CASSO ID</w:t>
       </w:r>
     </w:p>
     <w:tbl>
@@ -41,58 +39,48 @@
         <w:tblLook w:firstColumn="1" w:firstRow="1" w:lastColumn="0" w:lastRow="0" w:noHBand="0" w:noVBand="1" w:val="04A0"/>
       </w:tblPr>
       <w:tblGrid>
-        <w:gridCol w:w="4968"/>
-        <w:gridCol w:w="4968"/>
+        <w:gridCol w:w="4320"/>
+        <w:gridCol w:w="4320"/>
       </w:tblGrid>
       <w:tr>
         <w:tc>
           <w:tcPr>
-            <w:tcW w:type="dxa" w:w="2592"/>
+            <w:tcW w:type="dxa" w:w="2880"/>
             <w:shd w:fill="F1F5F9"/>
             <w:tcMar>
-              <w:top w:w="120" w:type="dxa"/>
-              <w:bottom w:w="120" w:type="dxa"/>
-              <w:left w:w="160" w:type="dxa"/>
-              <w:right w:w="160" w:type="dxa"/>
+              <w:top w:w="100" w:type="dxa"/>
+              <w:bottom w:w="100" w:type="dxa"/>
+              <w:left w:w="150" w:type="dxa"/>
+              <w:right w:w="150" w:type="dxa"/>
             </w:tcMar>
           </w:tcPr>
           <w:p>
-            <w:pPr>
-              <w:spacing w:after="40"/>
-            </w:pPr>
             <w:r>
               <w:rPr>
-                <w:rFonts w:ascii="Arial" w:hAnsi="Arial"/>
                 <w:b/>
-                <w:color w:val="111827"/>
-                <w:sz w:val="19"/>
+                <w:sz w:val="18"/>
               </w:rPr>
-              <w:t>Dự án</w:t>
+              <w:t>Dự án / Nền tảng</w:t>
             </w:r>
           </w:p>
         </w:tc>
         <w:tc>
           <w:tcPr>
-            <w:tcW w:type="dxa" w:w="6912"/>
+            <w:tcW w:type="dxa" w:w="6480"/>
             <w:shd w:fill="FFFFFF"/>
             <w:tcMar>
-              <w:top w:w="120" w:type="dxa"/>
-              <w:bottom w:w="120" w:type="dxa"/>
-              <w:left w:w="160" w:type="dxa"/>
-              <w:right w:w="160" w:type="dxa"/>
+              <w:top w:w="100" w:type="dxa"/>
+              <w:bottom w:w="100" w:type="dxa"/>
+              <w:left w:w="150" w:type="dxa"/>
+              <w:right w:w="150" w:type="dxa"/>
             </w:tcMar>
           </w:tcPr>
           <w:p>
-            <w:pPr>
-              <w:spacing w:after="40"/>
-            </w:pPr>
             <w:r>
               <w:rPr>
-                <w:rFonts w:ascii="Arial" w:hAnsi="Arial"/>
-                <w:color w:val="111827"/>
-                <w:sz w:val="19"/>
+                <w:sz w:val="18"/>
               </w:rPr>
-              <w:t>Hệ sinh thái Định danh &amp; Ký số Casso ID</w:t>
+              <w:t>Casso ID (Hệ sinh thái định danh &amp; tài sản số)</w:t>
             </w:r>
           </w:p>
         </w:tc>
@@ -100,52 +88,42 @@
       <w:tr>
         <w:tc>
           <w:tcPr>
-            <w:tcW w:type="dxa" w:w="2592"/>
+            <w:tcW w:type="dxa" w:w="2880"/>
             <w:shd w:fill="F1F5F9"/>
             <w:tcMar>
-              <w:top w:w="120" w:type="dxa"/>
-              <w:bottom w:w="120" w:type="dxa"/>
-              <w:left w:w="160" w:type="dxa"/>
-              <w:right w:w="160" w:type="dxa"/>
+              <w:top w:w="100" w:type="dxa"/>
+              <w:bottom w:w="100" w:type="dxa"/>
+              <w:left w:w="150" w:type="dxa"/>
+              <w:right w:w="150" w:type="dxa"/>
             </w:tcMar>
           </w:tcPr>
           <w:p>
-            <w:pPr>
-              <w:spacing w:after="40"/>
-            </w:pPr>
             <w:r>
               <w:rPr>
-                <w:rFonts w:ascii="Arial" w:hAnsi="Arial"/>
                 <w:b/>
-                <w:color w:val="111827"/>
-                <w:sz w:val="19"/>
+                <w:sz w:val="18"/>
               </w:rPr>
-              <w:t>Tính năng</w:t>
+              <w:t>Mô-đun</w:t>
             </w:r>
           </w:p>
         </w:tc>
         <w:tc>
           <w:tcPr>
-            <w:tcW w:type="dxa" w:w="6912"/>
+            <w:tcW w:type="dxa" w:w="6480"/>
             <w:shd w:fill="FFFFFF"/>
             <w:tcMar>
-              <w:top w:w="120" w:type="dxa"/>
-              <w:bottom w:w="120" w:type="dxa"/>
-              <w:left w:w="160" w:type="dxa"/>
-              <w:right w:w="160" w:type="dxa"/>
+              <w:top w:w="100" w:type="dxa"/>
+              <w:bottom w:w="100" w:type="dxa"/>
+              <w:left w:w="150" w:type="dxa"/>
+              <w:right w:w="150" w:type="dxa"/>
             </w:tcMar>
           </w:tcPr>
           <w:p>
-            <w:pPr>
-              <w:spacing w:after="40"/>
-            </w:pPr>
             <w:r>
               <w:rPr>
-                <w:rFonts w:ascii="Arial" w:hAnsi="Arial"/>
-                <w:color w:val="111827"/>
-                <w:sz w:val="19"/>
+                <w:sz w:val="18"/>
               </w:rPr>
-              <w:t>Quản lý &amp; Thực thi Ủy quyền số (Digital Delegation Management)</w:t>
+              <w:t>Trung tâm Ủy quyền số tập trung (Centralized Delegation Hub)</w:t>
             </w:r>
           </w:p>
         </w:tc>
@@ -153,25 +131,20 @@
       <w:tr>
         <w:tc>
           <w:tcPr>
-            <w:tcW w:type="dxa" w:w="2592"/>
+            <w:tcW w:type="dxa" w:w="2880"/>
             <w:shd w:fill="F1F5F9"/>
             <w:tcMar>
-              <w:top w:w="120" w:type="dxa"/>
-              <w:bottom w:w="120" w:type="dxa"/>
-              <w:left w:w="160" w:type="dxa"/>
-              <w:right w:w="160" w:type="dxa"/>
+              <w:top w:w="100" w:type="dxa"/>
+              <w:bottom w:w="100" w:type="dxa"/>
+              <w:left w:w="150" w:type="dxa"/>
+              <w:right w:w="150" w:type="dxa"/>
             </w:tcMar>
           </w:tcPr>
           <w:p>
-            <w:pPr>
-              <w:spacing w:after="40"/>
-            </w:pPr>
             <w:r>
               <w:rPr>
-                <w:rFonts w:ascii="Arial" w:hAnsi="Arial"/>
                 <w:b/>
-                <w:color w:val="111827"/>
-                <w:sz w:val="19"/>
+                <w:sz w:val="18"/>
               </w:rPr>
               <w:t>Phiên bản</w:t>
             </w:r>
@@ -179,26 +152,21 @@
         </w:tc>
         <w:tc>
           <w:tcPr>
-            <w:tcW w:type="dxa" w:w="6912"/>
+            <w:tcW w:type="dxa" w:w="6480"/>
             <w:shd w:fill="FFFFFF"/>
             <w:tcMar>
-              <w:top w:w="120" w:type="dxa"/>
-              <w:bottom w:w="120" w:type="dxa"/>
-              <w:left w:w="160" w:type="dxa"/>
-              <w:right w:w="160" w:type="dxa"/>
+              <w:top w:w="100" w:type="dxa"/>
+              <w:bottom w:w="100" w:type="dxa"/>
+              <w:left w:w="150" w:type="dxa"/>
+              <w:right w:w="150" w:type="dxa"/>
             </w:tcMar>
           </w:tcPr>
           <w:p>
-            <w:pPr>
-              <w:spacing w:after="40"/>
-            </w:pPr>
             <w:r>
               <w:rPr>
-                <w:rFonts w:ascii="Arial" w:hAnsi="Arial"/>
-                <w:color w:val="111827"/>
-                <w:sz w:val="19"/>
+                <w:sz w:val="18"/>
               </w:rPr>
-              <w:t>2.0 (Giao diện tinh gọn &amp; Màn hình xác nhận toàn trang)</w:t>
+              <w:t>2.1 (Bổ sung Lịch sử hoạt động / Audit Log &amp; Timeline)</w:t>
             </w:r>
           </w:p>
         </w:tc>
@@ -206,25 +174,20 @@
       <w:tr>
         <w:tc>
           <w:tcPr>
-            <w:tcW w:type="dxa" w:w="2592"/>
+            <w:tcW w:type="dxa" w:w="2880"/>
             <w:shd w:fill="F1F5F9"/>
             <w:tcMar>
-              <w:top w:w="120" w:type="dxa"/>
-              <w:bottom w:w="120" w:type="dxa"/>
-              <w:left w:w="160" w:type="dxa"/>
-              <w:right w:w="160" w:type="dxa"/>
+              <w:top w:w="100" w:type="dxa"/>
+              <w:bottom w:w="100" w:type="dxa"/>
+              <w:left w:w="150" w:type="dxa"/>
+              <w:right w:w="150" w:type="dxa"/>
             </w:tcMar>
           </w:tcPr>
           <w:p>
-            <w:pPr>
-              <w:spacing w:after="40"/>
-            </w:pPr>
             <w:r>
               <w:rPr>
-                <w:rFonts w:ascii="Arial" w:hAnsi="Arial"/>
                 <w:b/>
-                <w:color w:val="111827"/>
-                <w:sz w:val="19"/>
+                <w:sz w:val="18"/>
               </w:rPr>
               <w:t>Đối tượng áp dụng</w:t>
             </w:r>
@@ -232,24 +195,19 @@
         </w:tc>
         <w:tc>
           <w:tcPr>
-            <w:tcW w:type="dxa" w:w="6912"/>
+            <w:tcW w:type="dxa" w:w="6480"/>
             <w:shd w:fill="FFFFFF"/>
             <w:tcMar>
-              <w:top w:w="120" w:type="dxa"/>
-              <w:bottom w:w="120" w:type="dxa"/>
-              <w:left w:w="160" w:type="dxa"/>
-              <w:right w:w="160" w:type="dxa"/>
+              <w:top w:w="100" w:type="dxa"/>
+              <w:bottom w:w="100" w:type="dxa"/>
+              <w:left w:w="150" w:type="dxa"/>
+              <w:right w:w="150" w:type="dxa"/>
             </w:tcMar>
           </w:tcPr>
           <w:p>
-            <w:pPr>
-              <w:spacing w:after="40"/>
-            </w:pPr>
             <w:r>
               <w:rPr>
-                <w:rFonts w:ascii="Arial" w:hAnsi="Arial"/>
-                <w:color w:val="111827"/>
-                <w:sz w:val="19"/>
+                <w:sz w:val="18"/>
               </w:rPr>
               <w:t>Cá nhân, Doanh nghiệp sở hữu tài sản số, Nhân sự / Đối tác được ủy quyền</w:t>
             </w:r>
@@ -259,35 +217,35 @@
     </w:tbl>
     <w:p>
       <w:pPr>
-        <w:spacing w:after="120"/>
+        <w:spacing w:after="200"/>
       </w:pPr>
     </w:p>
     <w:p>
       <w:pPr>
-        <w:pStyle w:val="Heading1"/>
-        <w:spacing w:before="280" w:after="80"/>
+        <w:keepNext/>
+        <w:spacing w:before="320" w:after="120"/>
       </w:pPr>
       <w:r>
         <w:rPr>
           <w:rFonts w:ascii="Arial" w:hAnsi="Arial"/>
           <w:b/>
           <w:color w:val="1E3A8A"/>
-          <w:sz w:val="30"/>
+          <w:sz w:val="28"/>
         </w:rPr>
         <w:t>1. Tổng Quan &amp; Mục Tiêu Nghiệp Vụ</w:t>
       </w:r>
     </w:p>
     <w:p>
       <w:pPr>
-        <w:pStyle w:val="Heading2"/>
-        <w:spacing w:before="200" w:after="80"/>
+        <w:keepNext/>
+        <w:spacing w:before="240" w:after="80"/>
       </w:pPr>
       <w:r>
         <w:rPr>
           <w:rFonts w:ascii="Arial" w:hAnsi="Arial"/>
           <w:b/>
-          <w:color w:val="1E3A8A"/>
-          <w:sz w:val="26"/>
+          <w:color w:val="475569"/>
+          <w:sz w:val="24"/>
         </w:rPr>
         <w:t>1.1. Bối cảnh</w:t>
       </w:r>
@@ -307,29 +265,29 @@
     </w:p>
     <w:p>
       <w:pPr>
-        <w:pStyle w:val="Heading2"/>
-        <w:spacing w:before="200" w:after="80"/>
+        <w:keepNext/>
+        <w:spacing w:before="240" w:after="80"/>
+      </w:pPr>
+      <w:r>
+        <w:rPr>
+          <w:rFonts w:ascii="Arial" w:hAnsi="Arial"/>
+          <w:b/>
+          <w:color w:val="475569"/>
+          <w:sz w:val="24"/>
+        </w:rPr>
+        <w:t>1.2. Mục tiêu của Tính năng Ủy quyền số</w:t>
+      </w:r>
+    </w:p>
+    <w:p>
+      <w:pPr>
+        <w:spacing w:after="60" w:line="276" w:lineRule="auto"/>
+        <w:ind w:left="288"/>
       </w:pPr>
       <w:r>
         <w:rPr>
           <w:rFonts w:ascii="Arial" w:hAnsi="Arial"/>
           <w:b/>
           <w:color w:val="1E3A8A"/>
-          <w:sz w:val="26"/>
-        </w:rPr>
-        <w:t>1.2. Mục tiêu của Tính năng Ủy quyền số</w:t>
-      </w:r>
-    </w:p>
-    <w:p>
-      <w:pPr>
-        <w:pStyle w:val="ListBullet"/>
-        <w:spacing w:after="60" w:line="276" w:lineRule="auto"/>
-      </w:pPr>
-      <w:r>
-        <w:rPr>
-          <w:rFonts w:ascii="Arial" w:hAnsi="Arial"/>
-          <w:b/>
-          <w:color w:val="111827"/>
           <w:sz w:val="20"/>
         </w:rPr>
         <w:t xml:space="preserve">• </w:t>
@@ -345,14 +303,14 @@
     </w:p>
     <w:p>
       <w:pPr>
-        <w:pStyle w:val="ListBullet"/>
         <w:spacing w:after="60" w:line="276" w:lineRule="auto"/>
+        <w:ind w:left="288"/>
       </w:pPr>
       <w:r>
         <w:rPr>
           <w:rFonts w:ascii="Arial" w:hAnsi="Arial"/>
           <w:b/>
-          <w:color w:val="111827"/>
+          <w:color w:val="1E3A8A"/>
           <w:sz w:val="20"/>
         </w:rPr>
         <w:t xml:space="preserve">• </w:t>
@@ -368,14 +326,14 @@
     </w:p>
     <w:p>
       <w:pPr>
-        <w:pStyle w:val="ListBullet"/>
         <w:spacing w:after="60" w:line="276" w:lineRule="auto"/>
+        <w:ind w:left="288"/>
       </w:pPr>
       <w:r>
         <w:rPr>
           <w:rFonts w:ascii="Arial" w:hAnsi="Arial"/>
           <w:b/>
-          <w:color w:val="111827"/>
+          <w:color w:val="1E3A8A"/>
           <w:sz w:val="20"/>
         </w:rPr>
         <w:t xml:space="preserve">• </w:t>
@@ -391,15 +349,38 @@
     </w:p>
     <w:p>
       <w:pPr>
-        <w:pStyle w:val="Heading1"/>
-        <w:spacing w:before="280" w:after="80"/>
+        <w:spacing w:after="60" w:line="276" w:lineRule="auto"/>
+        <w:ind w:left="288"/>
       </w:pPr>
       <w:r>
         <w:rPr>
           <w:rFonts w:ascii="Arial" w:hAnsi="Arial"/>
           <w:b/>
           <w:color w:val="1E3A8A"/>
-          <w:sz w:val="30"/>
+          <w:sz w:val="20"/>
+        </w:rPr>
+        <w:t xml:space="preserve">• </w:t>
+      </w:r>
+      <w:r>
+        <w:rPr>
+          <w:rFonts w:ascii="Arial" w:hAnsi="Arial"/>
+          <w:color w:val="111827"/>
+          <w:sz w:val="20"/>
+        </w:rPr>
+        <w:t>Ghi nhận Lịch sử hoạt động minh bạch (Audit Trail): Theo dõi và lưu trữ toàn bộ chuỗi sự kiện vòng đời ủy quyền từ lúc khởi tạo, xác nhận, chỉnh sửa, tạm dừng đến khi tiếp tục hoặc xóa.</w:t>
+      </w:r>
+    </w:p>
+    <w:p>
+      <w:pPr>
+        <w:keepNext/>
+        <w:spacing w:before="320" w:after="120"/>
+      </w:pPr>
+      <w:r>
+        <w:rPr>
+          <w:rFonts w:ascii="Arial" w:hAnsi="Arial"/>
+          <w:b/>
+          <w:color w:val="1E3A8A"/>
+          <w:sz w:val="28"/>
         </w:rPr>
         <w:t>2. Các Tác Nhân &amp; Ma Trận Phân Quyền</w:t>
       </w:r>
@@ -424,20 +405,20 @@
         <w:tblLook w:firstColumn="1" w:firstRow="1" w:lastColumn="0" w:lastRow="0" w:noHBand="0" w:noVBand="1" w:val="04A0"/>
       </w:tblPr>
       <w:tblGrid>
-        <w:gridCol w:w="3312"/>
-        <w:gridCol w:w="3312"/>
-        <w:gridCol w:w="3312"/>
+        <w:gridCol w:w="2880"/>
+        <w:gridCol w:w="2880"/>
+        <w:gridCol w:w="2880"/>
       </w:tblGrid>
       <w:tr>
         <w:tc>
           <w:tcPr>
-            <w:tcW w:type="dxa" w:w="3312"/>
+            <w:tcW w:type="dxa" w:w="2880"/>
             <w:shd w:fill="1E3A8A"/>
             <w:tcMar>
               <w:top w:w="140" w:type="dxa"/>
               <w:bottom w:w="140" w:type="dxa"/>
-              <w:left w:w="160" w:type="dxa"/>
-              <w:right w:w="160" w:type="dxa"/>
+              <w:left w:w="150" w:type="dxa"/>
+              <w:right w:w="150" w:type="dxa"/>
             </w:tcMar>
           </w:tcPr>
           <w:p>
@@ -449,7 +430,7 @@
                 <w:rFonts w:ascii="Arial" w:hAnsi="Arial"/>
                 <w:b/>
                 <w:color w:val="FFFFFF"/>
-                <w:sz w:val="19"/>
+                <w:sz w:val="18"/>
               </w:rPr>
               <w:t>Nhóm Tài Sản</w:t>
             </w:r>
@@ -457,13 +438,13 @@
         </w:tc>
         <w:tc>
           <w:tcPr>
-            <w:tcW w:type="dxa" w:w="3312"/>
+            <w:tcW w:type="dxa" w:w="2880"/>
             <w:shd w:fill="1E3A8A"/>
             <w:tcMar>
               <w:top w:w="140" w:type="dxa"/>
               <w:bottom w:w="140" w:type="dxa"/>
-              <w:left w:w="160" w:type="dxa"/>
-              <w:right w:w="160" w:type="dxa"/>
+              <w:left w:w="150" w:type="dxa"/>
+              <w:right w:w="150" w:type="dxa"/>
             </w:tcMar>
           </w:tcPr>
           <w:p>
@@ -475,7 +456,7 @@
                 <w:rFonts w:ascii="Arial" w:hAnsi="Arial"/>
                 <w:b/>
                 <w:color w:val="FFFFFF"/>
-                <w:sz w:val="19"/>
+                <w:sz w:val="18"/>
               </w:rPr>
               <w:t>Danh Mục Con (Sub-Assets)</w:t>
             </w:r>
@@ -483,13 +464,13 @@
         </w:tc>
         <w:tc>
           <w:tcPr>
-            <w:tcW w:type="dxa" w:w="3312"/>
+            <w:tcW w:type="dxa" w:w="2880"/>
             <w:shd w:fill="1E3A8A"/>
             <w:tcMar>
               <w:top w:w="140" w:type="dxa"/>
               <w:bottom w:w="140" w:type="dxa"/>
-              <w:left w:w="160" w:type="dxa"/>
-              <w:right w:w="160" w:type="dxa"/>
+              <w:left w:w="150" w:type="dxa"/>
+              <w:right w:w="150" w:type="dxa"/>
             </w:tcMar>
           </w:tcPr>
           <w:p>
@@ -501,9 +482,9 @@
                 <w:rFonts w:ascii="Arial" w:hAnsi="Arial"/>
                 <w:b/>
                 <w:color w:val="FFFFFF"/>
-                <w:sz w:val="19"/>
+                <w:sz w:val="18"/>
               </w:rPr>
-              <w:t>Phạm Vi Quyền Hạn Hỗ Trợ</w:t>
+              <w:t>Phạm Vi Quyền Hạn</w:t>
             </w:r>
           </w:p>
         </w:tc>
@@ -511,36 +492,13 @@
       <w:tr>
         <w:tc>
           <w:tcPr>
-            <w:tcW w:type="dxa" w:w="3312"/>
+            <w:tcW w:type="dxa" w:w="2880"/>
             <w:shd w:fill="FFFFFF"/>
             <w:tcMar>
-              <w:top w:w="120" w:type="dxa"/>
-              <w:bottom w:w="120" w:type="dxa"/>
-              <w:left w:w="160" w:type="dxa"/>
-              <w:right w:w="160" w:type="dxa"/>
-            </w:tcMar>
-          </w:tcPr>
-          <w:p>
-            <w:r>
-              <w:rPr>
-                <w:rFonts w:ascii="Arial" w:hAnsi="Arial"/>
-                <w:b/>
-                <w:color w:val="111827"/>
-                <w:sz w:val="18"/>
-              </w:rPr>
-              <w:t>Ngân hàng (Bank)</w:t>
-            </w:r>
-          </w:p>
-        </w:tc>
-        <w:tc>
-          <w:tcPr>
-            <w:tcW w:type="dxa" w:w="3312"/>
-            <w:shd w:fill="FFFFFF"/>
-            <w:tcMar>
-              <w:top w:w="120" w:type="dxa"/>
-              <w:bottom w:w="120" w:type="dxa"/>
-              <w:left w:w="160" w:type="dxa"/>
-              <w:right w:w="160" w:type="dxa"/>
+              <w:top w:w="100" w:type="dxa"/>
+              <w:bottom w:w="100" w:type="dxa"/>
+              <w:left w:w="150" w:type="dxa"/>
+              <w:right w:w="150" w:type="dxa"/>
             </w:tcMar>
           </w:tcPr>
           <w:p>
@@ -548,21 +506,21 @@
               <w:rPr>
                 <w:rFonts w:ascii="Arial" w:hAnsi="Arial"/>
                 <w:color w:val="111827"/>
-                <w:sz w:val="18"/>
+                <w:sz w:val="17"/>
               </w:rPr>
-              <w:t>Vietcombank, Techcombank, MB Bank, ACB,...</w:t>
+              <w:t>Ngân hàng</w:t>
             </w:r>
           </w:p>
         </w:tc>
         <w:tc>
           <w:tcPr>
-            <w:tcW w:type="dxa" w:w="3312"/>
+            <w:tcW w:type="dxa" w:w="2880"/>
             <w:shd w:fill="FFFFFF"/>
             <w:tcMar>
-              <w:top w:w="120" w:type="dxa"/>
-              <w:bottom w:w="120" w:type="dxa"/>
-              <w:left w:w="160" w:type="dxa"/>
-              <w:right w:w="160" w:type="dxa"/>
+              <w:top w:w="100" w:type="dxa"/>
+              <w:bottom w:w="100" w:type="dxa"/>
+              <w:left w:w="150" w:type="dxa"/>
+              <w:right w:w="150" w:type="dxa"/>
             </w:tcMar>
           </w:tcPr>
           <w:p>
@@ -570,9 +528,31 @@
               <w:rPr>
                 <w:rFonts w:ascii="Arial" w:hAnsi="Arial"/>
                 <w:color w:val="111827"/>
-                <w:sz w:val="18"/>
+                <w:sz w:val="17"/>
               </w:rPr>
-              <w:t>Tra cứu số dư, lập lệnh chuyển tiền, duyệt chi theo hạn mức</w:t>
+              <w:t>VCB, TCB, MB, ACB</w:t>
+            </w:r>
+          </w:p>
+        </w:tc>
+        <w:tc>
+          <w:tcPr>
+            <w:tcW w:type="dxa" w:w="2880"/>
+            <w:shd w:fill="FFFFFF"/>
+            <w:tcMar>
+              <w:top w:w="100" w:type="dxa"/>
+              <w:bottom w:w="100" w:type="dxa"/>
+              <w:left w:w="150" w:type="dxa"/>
+              <w:right w:w="150" w:type="dxa"/>
+            </w:tcMar>
+          </w:tcPr>
+          <w:p>
+            <w:r>
+              <w:rPr>
+                <w:rFonts w:ascii="Arial" w:hAnsi="Arial"/>
+                <w:color w:val="111827"/>
+                <w:sz w:val="17"/>
+              </w:rPr>
+              <w:t>Tra cứu số dư, duyệt chi</w:t>
             </w:r>
           </w:p>
         </w:tc>
@@ -580,36 +560,13 @@
       <w:tr>
         <w:tc>
           <w:tcPr>
-            <w:tcW w:type="dxa" w:w="3312"/>
+            <w:tcW w:type="dxa" w:w="2880"/>
             <w:shd w:fill="F8FAFC"/>
             <w:tcMar>
-              <w:top w:w="120" w:type="dxa"/>
-              <w:bottom w:w="120" w:type="dxa"/>
-              <w:left w:w="160" w:type="dxa"/>
-              <w:right w:w="160" w:type="dxa"/>
-            </w:tcMar>
-          </w:tcPr>
-          <w:p>
-            <w:r>
-              <w:rPr>
-                <w:rFonts w:ascii="Arial" w:hAnsi="Arial"/>
-                <w:b/>
-                <w:color w:val="111827"/>
-                <w:sz w:val="18"/>
-              </w:rPr>
-              <w:t>Chứng thư số (CA / Cert)</w:t>
-            </w:r>
-          </w:p>
-        </w:tc>
-        <w:tc>
-          <w:tcPr>
-            <w:tcW w:type="dxa" w:w="3312"/>
-            <w:shd w:fill="F8FAFC"/>
-            <w:tcMar>
-              <w:top w:w="120" w:type="dxa"/>
-              <w:bottom w:w="120" w:type="dxa"/>
-              <w:left w:w="160" w:type="dxa"/>
-              <w:right w:w="160" w:type="dxa"/>
+              <w:top w:w="100" w:type="dxa"/>
+              <w:bottom w:w="100" w:type="dxa"/>
+              <w:left w:w="150" w:type="dxa"/>
+              <w:right w:w="150" w:type="dxa"/>
             </w:tcMar>
           </w:tcPr>
           <w:p>
@@ -617,21 +574,21 @@
               <w:rPr>
                 <w:rFonts w:ascii="Arial" w:hAnsi="Arial"/>
                 <w:color w:val="111827"/>
-                <w:sz w:val="18"/>
+                <w:sz w:val="17"/>
               </w:rPr>
-              <w:t>CAS CERT (CMC CA), HILO CA,...</w:t>
+              <w:t>Chứng thư số</w:t>
             </w:r>
           </w:p>
         </w:tc>
         <w:tc>
           <w:tcPr>
-            <w:tcW w:type="dxa" w:w="3312"/>
+            <w:tcW w:type="dxa" w:w="2880"/>
             <w:shd w:fill="F8FAFC"/>
             <w:tcMar>
-              <w:top w:w="120" w:type="dxa"/>
-              <w:bottom w:w="120" w:type="dxa"/>
-              <w:left w:w="160" w:type="dxa"/>
-              <w:right w:w="160" w:type="dxa"/>
+              <w:top w:w="100" w:type="dxa"/>
+              <w:bottom w:w="100" w:type="dxa"/>
+              <w:left w:w="150" w:type="dxa"/>
+              <w:right w:w="150" w:type="dxa"/>
             </w:tcMar>
           </w:tcPr>
           <w:p>
@@ -639,9 +596,31 @@
               <w:rPr>
                 <w:rFonts w:ascii="Arial" w:hAnsi="Arial"/>
                 <w:color w:val="111827"/>
-                <w:sz w:val="18"/>
+                <w:sz w:val="17"/>
               </w:rPr>
-              <w:t>Ký số hóa đơn điện tử, ký hợp đồng điện tử, ký biên bản bàn giao</w:t>
+              <w:t>CMC CA, HILO CA</w:t>
+            </w:r>
+          </w:p>
+        </w:tc>
+        <w:tc>
+          <w:tcPr>
+            <w:tcW w:type="dxa" w:w="2880"/>
+            <w:shd w:fill="F8FAFC"/>
+            <w:tcMar>
+              <w:top w:w="100" w:type="dxa"/>
+              <w:bottom w:w="100" w:type="dxa"/>
+              <w:left w:w="150" w:type="dxa"/>
+              <w:right w:w="150" w:type="dxa"/>
+            </w:tcMar>
+          </w:tcPr>
+          <w:p>
+            <w:r>
+              <w:rPr>
+                <w:rFonts w:ascii="Arial" w:hAnsi="Arial"/>
+                <w:color w:val="111827"/>
+                <w:sz w:val="17"/>
+              </w:rPr>
+              <w:t>Ký số hóa đơn, hợp đồng</w:t>
             </w:r>
           </w:p>
         </w:tc>
@@ -649,36 +628,13 @@
       <w:tr>
         <w:tc>
           <w:tcPr>
-            <w:tcW w:type="dxa" w:w="3312"/>
+            <w:tcW w:type="dxa" w:w="2880"/>
             <w:shd w:fill="FFFFFF"/>
             <w:tcMar>
-              <w:top w:w="120" w:type="dxa"/>
-              <w:bottom w:w="120" w:type="dxa"/>
-              <w:left w:w="160" w:type="dxa"/>
-              <w:right w:w="160" w:type="dxa"/>
-            </w:tcMar>
-          </w:tcPr>
-          <w:p>
-            <w:r>
-              <w:rPr>
-                <w:rFonts w:ascii="Arial" w:hAnsi="Arial"/>
-                <w:b/>
-                <w:color w:val="111827"/>
-                <w:sz w:val="18"/>
-              </w:rPr>
-              <w:t>Hóa đơn điện tử (Invoice)</w:t>
-            </w:r>
-          </w:p>
-        </w:tc>
-        <w:tc>
-          <w:tcPr>
-            <w:tcW w:type="dxa" w:w="3312"/>
-            <w:shd w:fill="FFFFFF"/>
-            <w:tcMar>
-              <w:top w:w="120" w:type="dxa"/>
-              <w:bottom w:w="120" w:type="dxa"/>
-              <w:left w:w="160" w:type="dxa"/>
-              <w:right w:w="160" w:type="dxa"/>
+              <w:top w:w="100" w:type="dxa"/>
+              <w:bottom w:w="100" w:type="dxa"/>
+              <w:left w:w="150" w:type="dxa"/>
+              <w:right w:w="150" w:type="dxa"/>
             </w:tcMar>
           </w:tcPr>
           <w:p>
@@ -686,21 +642,21 @@
               <w:rPr>
                 <w:rFonts w:ascii="Arial" w:hAnsi="Arial"/>
                 <w:color w:val="111827"/>
-                <w:sz w:val="18"/>
+                <w:sz w:val="17"/>
               </w:rPr>
-              <w:t>xInvoice, HILO Invoice,...</w:t>
+              <w:t>Hóa đơn</w:t>
             </w:r>
           </w:p>
         </w:tc>
         <w:tc>
           <w:tcPr>
-            <w:tcW w:type="dxa" w:w="3312"/>
+            <w:tcW w:type="dxa" w:w="2880"/>
             <w:shd w:fill="FFFFFF"/>
             <w:tcMar>
-              <w:top w:w="120" w:type="dxa"/>
-              <w:bottom w:w="120" w:type="dxa"/>
-              <w:left w:w="160" w:type="dxa"/>
-              <w:right w:w="160" w:type="dxa"/>
+              <w:top w:w="100" w:type="dxa"/>
+              <w:bottom w:w="100" w:type="dxa"/>
+              <w:left w:w="150" w:type="dxa"/>
+              <w:right w:w="150" w:type="dxa"/>
             </w:tcMar>
           </w:tcPr>
           <w:p>
@@ -708,9 +664,31 @@
               <w:rPr>
                 <w:rFonts w:ascii="Arial" w:hAnsi="Arial"/>
                 <w:color w:val="111827"/>
-                <w:sz w:val="18"/>
+                <w:sz w:val="17"/>
               </w:rPr>
-              <w:t>Xuất &amp; phát hành hóa đơn GTGT, tra cứu hóa đơn</w:t>
+              <w:t>xInvoice, HILO</w:t>
+            </w:r>
+          </w:p>
+        </w:tc>
+        <w:tc>
+          <w:tcPr>
+            <w:tcW w:type="dxa" w:w="2880"/>
+            <w:shd w:fill="FFFFFF"/>
+            <w:tcMar>
+              <w:top w:w="100" w:type="dxa"/>
+              <w:bottom w:w="100" w:type="dxa"/>
+              <w:left w:w="150" w:type="dxa"/>
+              <w:right w:w="150" w:type="dxa"/>
+            </w:tcMar>
+          </w:tcPr>
+          <w:p>
+            <w:r>
+              <w:rPr>
+                <w:rFonts w:ascii="Arial" w:hAnsi="Arial"/>
+                <w:color w:val="111827"/>
+                <w:sz w:val="17"/>
+              </w:rPr>
+              <w:t>Xuất, tra cứu hóa đơn</w:t>
             </w:r>
           </w:p>
         </w:tc>
@@ -718,36 +696,13 @@
       <w:tr>
         <w:tc>
           <w:tcPr>
-            <w:tcW w:type="dxa" w:w="3312"/>
+            <w:tcW w:type="dxa" w:w="2880"/>
             <w:shd w:fill="F8FAFC"/>
             <w:tcMar>
-              <w:top w:w="120" w:type="dxa"/>
-              <w:bottom w:w="120" w:type="dxa"/>
-              <w:left w:w="160" w:type="dxa"/>
-              <w:right w:w="160" w:type="dxa"/>
-            </w:tcMar>
-          </w:tcPr>
-          <w:p>
-            <w:r>
-              <w:rPr>
-                <w:rFonts w:ascii="Arial" w:hAnsi="Arial"/>
-                <w:b/>
-                <w:color w:val="111827"/>
-                <w:sz w:val="18"/>
-              </w:rPr>
-              <w:t>Định danh số (Identity)</w:t>
-            </w:r>
-          </w:p>
-        </w:tc>
-        <w:tc>
-          <w:tcPr>
-            <w:tcW w:type="dxa" w:w="3312"/>
-            <w:shd w:fill="F8FAFC"/>
-            <w:tcMar>
-              <w:top w:w="120" w:type="dxa"/>
-              <w:bottom w:w="120" w:type="dxa"/>
-              <w:left w:w="160" w:type="dxa"/>
-              <w:right w:w="160" w:type="dxa"/>
+              <w:top w:w="100" w:type="dxa"/>
+              <w:bottom w:w="100" w:type="dxa"/>
+              <w:left w:w="150" w:type="dxa"/>
+              <w:right w:w="150" w:type="dxa"/>
             </w:tcMar>
           </w:tcPr>
           <w:p>
@@ -755,7 +710,29 @@
               <w:rPr>
                 <w:rFonts w:ascii="Arial" w:hAnsi="Arial"/>
                 <w:color w:val="111827"/>
-                <w:sz w:val="18"/>
+                <w:sz w:val="17"/>
+              </w:rPr>
+              <w:t>Định danh số</w:t>
+            </w:r>
+          </w:p>
+        </w:tc>
+        <w:tc>
+          <w:tcPr>
+            <w:tcW w:type="dxa" w:w="2880"/>
+            <w:shd w:fill="F8FAFC"/>
+            <w:tcMar>
+              <w:top w:w="100" w:type="dxa"/>
+              <w:bottom w:w="100" w:type="dxa"/>
+              <w:left w:w="150" w:type="dxa"/>
+              <w:right w:w="150" w:type="dxa"/>
+            </w:tcMar>
+          </w:tcPr>
+          <w:p>
+            <w:r>
+              <w:rPr>
+                <w:rFonts w:ascii="Arial" w:hAnsi="Arial"/>
+                <w:color w:val="111827"/>
+                <w:sz w:val="17"/>
               </w:rPr>
               <w:t>Casso Account</w:t>
             </w:r>
@@ -763,13 +740,13 @@
         </w:tc>
         <w:tc>
           <w:tcPr>
-            <w:tcW w:type="dxa" w:w="3312"/>
+            <w:tcW w:type="dxa" w:w="2880"/>
             <w:shd w:fill="F8FAFC"/>
             <w:tcMar>
-              <w:top w:w="120" w:type="dxa"/>
-              <w:bottom w:w="120" w:type="dxa"/>
-              <w:left w:w="160" w:type="dxa"/>
-              <w:right w:w="160" w:type="dxa"/>
+              <w:top w:w="100" w:type="dxa"/>
+              <w:bottom w:w="100" w:type="dxa"/>
+              <w:left w:w="150" w:type="dxa"/>
+              <w:right w:w="150" w:type="dxa"/>
             </w:tcMar>
           </w:tcPr>
           <w:p>
@@ -777,9 +754,9 @@
               <w:rPr>
                 <w:rFonts w:ascii="Arial" w:hAnsi="Arial"/>
                 <w:color w:val="111827"/>
-                <w:sz w:val="18"/>
+                <w:sz w:val="17"/>
               </w:rPr>
-              <w:t>Đăng nhập ủy quyền một chạm (Single Sign-On)</w:t>
+              <w:t>Đăng nhập một chạm (SSO)</w:t>
             </w:r>
           </w:p>
         </w:tc>
@@ -792,29 +769,29 @@
     </w:p>
     <w:p>
       <w:pPr>
-        <w:pStyle w:val="Heading1"/>
-        <w:spacing w:before="280" w:after="80"/>
+        <w:keepNext/>
+        <w:spacing w:before="320" w:after="120"/>
       </w:pPr>
       <w:r>
         <w:rPr>
           <w:rFonts w:ascii="Arial" w:hAnsi="Arial"/>
           <w:b/>
           <w:color w:val="1E3A8A"/>
-          <w:sz w:val="30"/>
+          <w:sz w:val="28"/>
         </w:rPr>
         <w:t>3. Quy Trình Nghiệp Vụ Tổng Thể (End-to-End Workflow)</w:t>
       </w:r>
     </w:p>
     <w:p>
       <w:pPr>
-        <w:pStyle w:val="ListBullet"/>
         <w:spacing w:after="60" w:line="276" w:lineRule="auto"/>
+        <w:ind w:left="288"/>
       </w:pPr>
       <w:r>
         <w:rPr>
           <w:rFonts w:ascii="Arial" w:hAnsi="Arial"/>
           <w:b/>
-          <w:color w:val="111827"/>
+          <w:color w:val="1E3A8A"/>
           <w:sz w:val="20"/>
         </w:rPr>
         <w:t xml:space="preserve">1. </w:t>
@@ -825,19 +802,19 @@
           <w:color w:val="111827"/>
           <w:sz w:val="20"/>
         </w:rPr>
-        <w:t>Bước 1 - Khởi tạo ủy quyền: Bên Ủy quyền (Cá nhân / Doanh nghiệp) nhập CCCD người nhận -&gt; Hệ thống xác thực hồ sơ -&gt; Chọn danh mục tài sản &amp; tài sản con -&gt; Thiết lập thời hạn hiệu lực -&gt; Gửi yêu cầu.</w:t>
+        <w:t>Bước 1 - Khởi tạo ủy quyền: Bên Ủy quyền (Cá nhân / Doanh nghiệp) nhập CCCD người nhận -&gt; Hệ thống xác thực hồ sơ -&gt; Chọn danh mục tài sản &amp; tài sản con -&gt; Thiết lập thời hạn hiệu lực -&gt; Gửi yêu cầu (Ghi nhận lịch sử Khởi tạo).</w:t>
       </w:r>
     </w:p>
     <w:p>
       <w:pPr>
-        <w:pStyle w:val="ListBullet"/>
         <w:spacing w:after="60" w:line="276" w:lineRule="auto"/>
+        <w:ind w:left="288"/>
       </w:pPr>
       <w:r>
         <w:rPr>
           <w:rFonts w:ascii="Arial" w:hAnsi="Arial"/>
           <w:b/>
-          <w:color w:val="111827"/>
+          <w:color w:val="1E3A8A"/>
           <w:sz w:val="20"/>
         </w:rPr>
         <w:t xml:space="preserve">2. </w:t>
@@ -848,19 +825,19 @@
           <w:color w:val="111827"/>
           <w:sz w:val="20"/>
         </w:rPr>
-        <w:t>Bước 2 - Thông báo &amp; Duyệt lời mời: Người nhận nhận thông báo đẩy trên App -&gt; Mở màn hình Chi tiết lời mời toàn trang -&gt; Bấm 'Đồng ý xác nhận' (ủy quyền chuyển sang Hiệu lực) hoặc 'Từ chối ủy quyền'.</w:t>
+        <w:t>Bước 2 - Thông báo &amp; Duyệt lời mời: Người nhận nhận thông báo đẩy trên App -&gt; Mở màn hình Chi tiết lời mời toàn trang -&gt; Bấm 'Đồng ý xác nhận' (ủy quyền chuyển sang Hiệu lực &amp; Ghi nhận lịch sử Chấp nhận) hoặc 'Từ chối ủy quyền'.</w:t>
       </w:r>
     </w:p>
     <w:p>
       <w:pPr>
-        <w:pStyle w:val="ListBullet"/>
         <w:spacing w:after="60" w:line="276" w:lineRule="auto"/>
+        <w:ind w:left="288"/>
       </w:pPr>
       <w:r>
         <w:rPr>
           <w:rFonts w:ascii="Arial" w:hAnsi="Arial"/>
           <w:b/>
-          <w:color w:val="111827"/>
+          <w:color w:val="1E3A8A"/>
           <w:sz w:val="20"/>
         </w:rPr>
         <w:t xml:space="preserve">3. </w:t>
@@ -871,35 +848,35 @@
           <w:color w:val="111827"/>
           <w:sz w:val="20"/>
         </w:rPr>
-        <w:t>Bước 3 - Vận hành &amp; Thu hồi: Bên ủy quyền có thể Tạm dừng (Inactive), Tiếp tục (Active), Chỉnh sửa hoặc Xóa vĩnh viễn ủy quyền. Bên nhận có thể bấm 'Xóa ủy quyền' để từ bỏ quyền sử dụng bất kỳ lúc nào.</w:t>
+        <w:t>Bước 3 - Vận hành &amp; Lịch sử hoạt động: Bên ủy quyền có thể Tạm dừng (Inactive), Tiếp tục (Active), Chỉnh sửa hoặc Xóa vĩnh viễn ủy quyền. Toàn bộ các thao tác này đều được ghi lại trong timeline 'Lịch sử hoạt động' bên dưới chi tiết yêu cầu.</w:t>
       </w:r>
     </w:p>
     <w:p>
       <w:pPr>
-        <w:pStyle w:val="Heading1"/>
-        <w:spacing w:before="280" w:after="80"/>
+        <w:keepNext/>
+        <w:spacing w:before="320" w:after="120"/>
       </w:pPr>
       <w:r>
         <w:rPr>
           <w:rFonts w:ascii="Arial" w:hAnsi="Arial"/>
           <w:b/>
           <w:color w:val="1E3A8A"/>
-          <w:sz w:val="30"/>
+          <w:sz w:val="28"/>
         </w:rPr>
         <w:t>4. Mô Tả Chi Tiết Chức Năng &amp; Giao Diện Kèm Ảnh Chụp</w:t>
       </w:r>
     </w:p>
     <w:p>
       <w:pPr>
-        <w:pStyle w:val="Heading2"/>
-        <w:spacing w:before="200" w:after="80"/>
+        <w:keepNext/>
+        <w:spacing w:before="240" w:after="80"/>
       </w:pPr>
       <w:r>
         <w:rPr>
           <w:rFonts w:ascii="Arial" w:hAnsi="Arial"/>
           <w:b/>
-          <w:color w:val="1E3A8A"/>
-          <w:sz w:val="26"/>
+          <w:color w:val="475569"/>
+          <w:sz w:val="24"/>
         </w:rPr>
         <w:t>4.1. Điểm Vào Tính Năng Từ Màn Hình Chính (Entry Points)</w:t>
       </w:r>
@@ -919,17 +896,17 @@
     </w:p>
     <w:p>
       <w:pPr>
-        <w:pStyle w:val="ListBullet"/>
         <w:spacing w:after="60" w:line="276" w:lineRule="auto"/>
+        <w:ind w:left="288"/>
       </w:pPr>
       <w:r>
         <w:rPr>
           <w:rFonts w:ascii="Arial" w:hAnsi="Arial"/>
           <w:b/>
-          <w:color w:val="111827"/>
+          <w:color w:val="1E3A8A"/>
           <w:sz w:val="20"/>
         </w:rPr>
-        <w:t xml:space="preserve">1. </w:t>
+        <w:t xml:space="preserve">• </w:t>
       </w:r>
       <w:r>
         <w:rPr>
@@ -942,17 +919,17 @@
     </w:p>
     <w:p>
       <w:pPr>
-        <w:pStyle w:val="ListBullet"/>
         <w:spacing w:after="60" w:line="276" w:lineRule="auto"/>
+        <w:ind w:left="288"/>
       </w:pPr>
       <w:r>
         <w:rPr>
           <w:rFonts w:ascii="Arial" w:hAnsi="Arial"/>
           <w:b/>
-          <w:color w:val="111827"/>
+          <w:color w:val="1E3A8A"/>
           <w:sz w:val="20"/>
         </w:rPr>
-        <w:t xml:space="preserve">2. </w:t>
+        <w:t xml:space="preserve">• </w:t>
       </w:r>
       <w:r>
         <w:rPr>
@@ -965,17 +942,17 @@
     </w:p>
     <w:p>
       <w:pPr>
-        <w:pStyle w:val="ListBullet"/>
         <w:spacing w:after="60" w:line="276" w:lineRule="auto"/>
+        <w:ind w:left="288"/>
       </w:pPr>
       <w:r>
         <w:rPr>
           <w:rFonts w:ascii="Arial" w:hAnsi="Arial"/>
           <w:b/>
-          <w:color w:val="111827"/>
+          <w:color w:val="1E3A8A"/>
           <w:sz w:val="20"/>
         </w:rPr>
-        <w:t xml:space="preserve">3. </w:t>
+        <w:t xml:space="preserve">• </w:t>
       </w:r>
       <w:r>
         <w:rPr>
@@ -988,17 +965,17 @@
     </w:p>
     <w:p>
       <w:pPr>
-        <w:pStyle w:val="ListBullet"/>
         <w:spacing w:after="60" w:line="276" w:lineRule="auto"/>
+        <w:ind w:left="288"/>
       </w:pPr>
       <w:r>
         <w:rPr>
           <w:rFonts w:ascii="Arial" w:hAnsi="Arial"/>
           <w:b/>
-          <w:color w:val="111827"/>
+          <w:color w:val="1E3A8A"/>
           <w:sz w:val="20"/>
         </w:rPr>
-        <w:t xml:space="preserve">4. </w:t>
+        <w:t xml:space="preserve">• </w:t>
       </w:r>
       <w:r>
         <w:rPr>
@@ -1011,13 +988,13 @@
     </w:p>
     <w:p>
       <w:pPr>
-        <w:spacing w:before="160" w:after="60"/>
+        <w:spacing w:before="160" w:after="40"/>
         <w:jc w:val="center"/>
       </w:pPr>
       <w:r>
         <w:drawing>
           <wp:inline xmlns:a="http://schemas.openxmlformats.org/drawingml/2006/main" xmlns:pic="http://schemas.openxmlformats.org/drawingml/2006/picture">
-            <wp:extent cx="2834640" cy="6137940"/>
+            <wp:extent cx="2331720" cy="5048951"/>
             <wp:docPr id="1" name="Picture 1"/>
             <wp:cNvGraphicFramePr>
               <a:graphicFrameLocks noChangeAspect="1"/>
@@ -1038,7 +1015,7 @@
                   <pic:spPr>
                     <a:xfrm>
                       <a:off x="0" y="0"/>
-                      <a:ext cx="2834640" cy="6137940"/>
+                      <a:ext cx="2331720" cy="5048951"/>
                     </a:xfrm>
                     <a:prstGeom prst="rect"/>
                   </pic:spPr>
@@ -1051,7 +1028,7 @@
     </w:p>
     <w:p>
       <w:pPr>
-        <w:spacing w:after="200"/>
+        <w:spacing w:after="240"/>
         <w:jc w:val="center"/>
       </w:pPr>
       <w:r>
@@ -1059,22 +1036,22 @@
           <w:rFonts w:ascii="Arial" w:hAnsi="Arial"/>
           <w:i/>
           <w:color w:val="6B7280"/>
-          <w:sz w:val="18"/>
+          <w:sz w:val="17"/>
         </w:rPr>
         <w:t>Hình: Màn hình chính Casso ID với các điểm vào tính năng ủy quyền</w:t>
       </w:r>
     </w:p>
     <w:p>
       <w:pPr>
-        <w:pStyle w:val="Heading2"/>
-        <w:spacing w:before="200" w:after="80"/>
+        <w:keepNext/>
+        <w:spacing w:before="240" w:after="80"/>
       </w:pPr>
       <w:r>
         <w:rPr>
           <w:rFonts w:ascii="Arial" w:hAnsi="Arial"/>
           <w:b/>
-          <w:color w:val="1E3A8A"/>
-          <w:sz w:val="26"/>
+          <w:color w:val="475569"/>
+          <w:sz w:val="24"/>
         </w:rPr>
         <w:t>4.2. Quản Lý Danh Sách Ủy Quyền (Đa Hồ Sơ)</w:t>
       </w:r>
@@ -1094,14 +1071,14 @@
     </w:p>
     <w:p>
       <w:pPr>
-        <w:pStyle w:val="ListBullet"/>
         <w:spacing w:after="60" w:line="276" w:lineRule="auto"/>
+        <w:ind w:left="288"/>
       </w:pPr>
       <w:r>
         <w:rPr>
           <w:rFonts w:ascii="Arial" w:hAnsi="Arial"/>
           <w:b/>
-          <w:color w:val="111827"/>
+          <w:color w:val="1E3A8A"/>
           <w:sz w:val="20"/>
         </w:rPr>
         <w:t xml:space="preserve">• </w:t>
@@ -1117,14 +1094,14 @@
     </w:p>
     <w:p>
       <w:pPr>
-        <w:pStyle w:val="ListBullet"/>
         <w:spacing w:after="60" w:line="276" w:lineRule="auto"/>
+        <w:ind w:left="288"/>
       </w:pPr>
       <w:r>
         <w:rPr>
           <w:rFonts w:ascii="Arial" w:hAnsi="Arial"/>
           <w:b/>
-          <w:color w:val="111827"/>
+          <w:color w:val="1E3A8A"/>
           <w:sz w:val="20"/>
         </w:rPr>
         <w:t xml:space="preserve">• </w:t>
@@ -1140,13 +1117,13 @@
     </w:p>
     <w:p>
       <w:pPr>
-        <w:spacing w:before="160" w:after="60"/>
+        <w:spacing w:before="160" w:after="40"/>
         <w:jc w:val="center"/>
       </w:pPr>
       <w:r>
         <w:drawing>
           <wp:inline xmlns:a="http://schemas.openxmlformats.org/drawingml/2006/main" xmlns:pic="http://schemas.openxmlformats.org/drawingml/2006/picture">
-            <wp:extent cx="2834640" cy="6137940"/>
+            <wp:extent cx="2331720" cy="5048951"/>
             <wp:docPr id="2" name="Picture 2"/>
             <wp:cNvGraphicFramePr>
               <a:graphicFrameLocks noChangeAspect="1"/>
@@ -1167,7 +1144,7 @@
                   <pic:spPr>
                     <a:xfrm>
                       <a:off x="0" y="0"/>
-                      <a:ext cx="2834640" cy="6137940"/>
+                      <a:ext cx="2331720" cy="5048951"/>
                     </a:xfrm>
                     <a:prstGeom prst="rect"/>
                   </pic:spPr>
@@ -1180,7 +1157,7 @@
     </w:p>
     <w:p>
       <w:pPr>
-        <w:spacing w:after="200"/>
+        <w:spacing w:after="240"/>
         <w:jc w:val="center"/>
       </w:pPr>
       <w:r>
@@ -1188,20 +1165,20 @@
           <w:rFonts w:ascii="Arial" w:hAnsi="Arial"/>
           <w:i/>
           <w:color w:val="6B7280"/>
-          <w:sz w:val="18"/>
+          <w:sz w:val="17"/>
         </w:rPr>
         <w:t>Hình: Danh sách ủy quyền Cá nhân phát đi (Nguyễn Văn An)</w:t>
       </w:r>
     </w:p>
     <w:p>
       <w:pPr>
-        <w:spacing w:before="160" w:after="60"/>
+        <w:spacing w:before="160" w:after="40"/>
         <w:jc w:val="center"/>
       </w:pPr>
       <w:r>
         <w:drawing>
           <wp:inline xmlns:a="http://schemas.openxmlformats.org/drawingml/2006/main" xmlns:pic="http://schemas.openxmlformats.org/drawingml/2006/picture">
-            <wp:extent cx="2834640" cy="6137940"/>
+            <wp:extent cx="2331720" cy="5048951"/>
             <wp:docPr id="3" name="Picture 3"/>
             <wp:cNvGraphicFramePr>
               <a:graphicFrameLocks noChangeAspect="1"/>
@@ -1222,7 +1199,7 @@
                   <pic:spPr>
                     <a:xfrm>
                       <a:off x="0" y="0"/>
-                      <a:ext cx="2834640" cy="6137940"/>
+                      <a:ext cx="2331720" cy="5048951"/>
                     </a:xfrm>
                     <a:prstGeom prst="rect"/>
                   </pic:spPr>
@@ -1235,7 +1212,7 @@
     </w:p>
     <w:p>
       <w:pPr>
-        <w:spacing w:after="200"/>
+        <w:spacing w:after="240"/>
         <w:jc w:val="center"/>
       </w:pPr>
       <w:r>
@@ -1243,20 +1220,20 @@
           <w:rFonts w:ascii="Arial" w:hAnsi="Arial"/>
           <w:i/>
           <w:color w:val="6B7280"/>
-          <w:sz w:val="18"/>
+          <w:sz w:val="17"/>
         </w:rPr>
         <w:t>Hình: Danh sách ủy quyền Doanh nghiệp phát đi (Công ty Casso)</w:t>
       </w:r>
     </w:p>
     <w:p>
       <w:pPr>
-        <w:spacing w:before="160" w:after="60"/>
+        <w:spacing w:before="160" w:after="40"/>
         <w:jc w:val="center"/>
       </w:pPr>
       <w:r>
         <w:drawing>
           <wp:inline xmlns:a="http://schemas.openxmlformats.org/drawingml/2006/main" xmlns:pic="http://schemas.openxmlformats.org/drawingml/2006/picture">
-            <wp:extent cx="2834640" cy="6137940"/>
+            <wp:extent cx="2331720" cy="5048951"/>
             <wp:docPr id="4" name="Picture 4"/>
             <wp:cNvGraphicFramePr>
               <a:graphicFrameLocks noChangeAspect="1"/>
@@ -1277,7 +1254,7 @@
                   <pic:spPr>
                     <a:xfrm>
                       <a:off x="0" y="0"/>
-                      <a:ext cx="2834640" cy="6137940"/>
+                      <a:ext cx="2331720" cy="5048951"/>
                     </a:xfrm>
                     <a:prstGeom prst="rect"/>
                   </pic:spPr>
@@ -1290,7 +1267,7 @@
     </w:p>
     <w:p>
       <w:pPr>
-        <w:spacing w:after="200"/>
+        <w:spacing w:after="240"/>
         <w:jc w:val="center"/>
       </w:pPr>
       <w:r>
@@ -1298,22 +1275,22 @@
           <w:rFonts w:ascii="Arial" w:hAnsi="Arial"/>
           <w:i/>
           <w:color w:val="6B7280"/>
-          <w:sz w:val="18"/>
+          <w:sz w:val="17"/>
         </w:rPr>
         <w:t>Hình: Danh sách tab Ủy quyền số với các yêu cầu nhận về</w:t>
       </w:r>
     </w:p>
     <w:p>
       <w:pPr>
-        <w:pStyle w:val="Heading2"/>
-        <w:spacing w:before="200" w:after="80"/>
+        <w:keepNext/>
+        <w:spacing w:before="240" w:after="80"/>
       </w:pPr>
       <w:r>
         <w:rPr>
           <w:rFonts w:ascii="Arial" w:hAnsi="Arial"/>
           <w:b/>
-          <w:color w:val="1E3A8A"/>
-          <w:sz w:val="26"/>
+          <w:color w:val="475569"/>
+          <w:sz w:val="24"/>
         </w:rPr>
         <w:t>4.3. Quy Trình Khởi Tạo Ủy Quyền Mới</w:t>
       </w:r>
@@ -1333,14 +1310,14 @@
     </w:p>
     <w:p>
       <w:pPr>
-        <w:pStyle w:val="ListBullet"/>
         <w:spacing w:after="60" w:line="276" w:lineRule="auto"/>
+        <w:ind w:left="288"/>
       </w:pPr>
       <w:r>
         <w:rPr>
           <w:rFonts w:ascii="Arial" w:hAnsi="Arial"/>
           <w:b/>
-          <w:color w:val="111827"/>
+          <w:color w:val="1E3A8A"/>
           <w:sz w:val="20"/>
         </w:rPr>
         <w:t xml:space="preserve">• </w:t>
@@ -1356,14 +1333,14 @@
     </w:p>
     <w:p>
       <w:pPr>
-        <w:pStyle w:val="ListBullet"/>
         <w:spacing w:after="60" w:line="276" w:lineRule="auto"/>
+        <w:ind w:left="288"/>
       </w:pPr>
       <w:r>
         <w:rPr>
           <w:rFonts w:ascii="Arial" w:hAnsi="Arial"/>
           <w:b/>
-          <w:color w:val="111827"/>
+          <w:color w:val="1E3A8A"/>
           <w:sz w:val="20"/>
         </w:rPr>
         <w:t xml:space="preserve">• </w:t>
@@ -1379,14 +1356,14 @@
     </w:p>
     <w:p>
       <w:pPr>
-        <w:pStyle w:val="ListBullet"/>
         <w:spacing w:after="60" w:line="276" w:lineRule="auto"/>
+        <w:ind w:left="288"/>
       </w:pPr>
       <w:r>
         <w:rPr>
           <w:rFonts w:ascii="Arial" w:hAnsi="Arial"/>
           <w:b/>
-          <w:color w:val="111827"/>
+          <w:color w:val="1E3A8A"/>
           <w:sz w:val="20"/>
         </w:rPr>
         <w:t xml:space="preserve">• </w:t>
@@ -1402,14 +1379,14 @@
     </w:p>
     <w:p>
       <w:pPr>
-        <w:pStyle w:val="ListBullet"/>
         <w:spacing w:after="60" w:line="276" w:lineRule="auto"/>
+        <w:ind w:left="288"/>
       </w:pPr>
       <w:r>
         <w:rPr>
           <w:rFonts w:ascii="Arial" w:hAnsi="Arial"/>
           <w:b/>
-          <w:color w:val="111827"/>
+          <w:color w:val="1E3A8A"/>
           <w:sz w:val="20"/>
         </w:rPr>
         <w:t xml:space="preserve">• </w:t>
@@ -1420,18 +1397,18 @@
           <w:color w:val="111827"/>
           <w:sz w:val="20"/>
         </w:rPr>
-        <w:t>Bản ghi được tạo ở trạng thái ban đầu là 'Chờ xác nhận' và gửi thông báo tới người nhận.</w:t>
+        <w:t>Bản ghi được tạo ở trạng thái ban đầu là 'Chờ xác nhận', tự động ghi log sự kiện 'Khởi tạo yêu cầu' và gửi thông báo tới người nhận.</w:t>
       </w:r>
     </w:p>
     <w:p>
       <w:pPr>
-        <w:spacing w:before="160" w:after="60"/>
+        <w:spacing w:before="160" w:after="40"/>
         <w:jc w:val="center"/>
       </w:pPr>
       <w:r>
         <w:drawing>
           <wp:inline xmlns:a="http://schemas.openxmlformats.org/drawingml/2006/main" xmlns:pic="http://schemas.openxmlformats.org/drawingml/2006/picture">
-            <wp:extent cx="2834640" cy="6137940"/>
+            <wp:extent cx="2331720" cy="5048951"/>
             <wp:docPr id="5" name="Picture 5"/>
             <wp:cNvGraphicFramePr>
               <a:graphicFrameLocks noChangeAspect="1"/>
@@ -1452,7 +1429,7 @@
                   <pic:spPr>
                     <a:xfrm>
                       <a:off x="0" y="0"/>
-                      <a:ext cx="2834640" cy="6137940"/>
+                      <a:ext cx="2331720" cy="5048951"/>
                     </a:xfrm>
                     <a:prstGeom prst="rect"/>
                   </pic:spPr>
@@ -1465,7 +1442,7 @@
     </w:p>
     <w:p>
       <w:pPr>
-        <w:spacing w:after="200"/>
+        <w:spacing w:after="240"/>
         <w:jc w:val="center"/>
       </w:pPr>
       <w:r>
@@ -1473,22 +1450,22 @@
           <w:rFonts w:ascii="Arial" w:hAnsi="Arial"/>
           <w:i/>
           <w:color w:val="6B7280"/>
-          <w:sz w:val="18"/>
+          <w:sz w:val="17"/>
         </w:rPr>
         <w:t>Hình: Form Tạo ủy quyền mới với tính năng tra cứu CCCD và chọn đa tài sản</w:t>
       </w:r>
     </w:p>
     <w:p>
       <w:pPr>
-        <w:pStyle w:val="Heading2"/>
-        <w:spacing w:before="200" w:after="80"/>
+        <w:keepNext/>
+        <w:spacing w:before="240" w:after="80"/>
       </w:pPr>
       <w:r>
         <w:rPr>
           <w:rFonts w:ascii="Arial" w:hAnsi="Arial"/>
           <w:b/>
-          <w:color w:val="1E3A8A"/>
-          <w:sz w:val="26"/>
+          <w:color w:val="475569"/>
+          <w:sz w:val="24"/>
         </w:rPr>
         <w:t>4.4. Quy Trình Chỉnh Sửa &amp; Tạm Dừng / Khôi Phục</w:t>
       </w:r>
@@ -1508,14 +1485,14 @@
     </w:p>
     <w:p>
       <w:pPr>
-        <w:pStyle w:val="ListBullet"/>
         <w:spacing w:after="60" w:line="276" w:lineRule="auto"/>
+        <w:ind w:left="288"/>
       </w:pPr>
       <w:r>
         <w:rPr>
           <w:rFonts w:ascii="Arial" w:hAnsi="Arial"/>
           <w:b/>
-          <w:color w:val="111827"/>
+          <w:color w:val="1E3A8A"/>
           <w:sz w:val="20"/>
         </w:rPr>
         <w:t xml:space="preserve">• </w:t>
@@ -1531,14 +1508,14 @@
     </w:p>
     <w:p>
       <w:pPr>
-        <w:pStyle w:val="ListBullet"/>
         <w:spacing w:after="60" w:line="276" w:lineRule="auto"/>
+        <w:ind w:left="288"/>
       </w:pPr>
       <w:r>
         <w:rPr>
           <w:rFonts w:ascii="Arial" w:hAnsi="Arial"/>
           <w:b/>
-          <w:color w:val="111827"/>
+          <w:color w:val="1E3A8A"/>
           <w:sz w:val="20"/>
         </w:rPr>
         <w:t xml:space="preserve">• </w:t>
@@ -1554,14 +1531,14 @@
     </w:p>
     <w:p>
       <w:pPr>
-        <w:pStyle w:val="ListBullet"/>
         <w:spacing w:after="60" w:line="276" w:lineRule="auto"/>
+        <w:ind w:left="288"/>
       </w:pPr>
       <w:r>
         <w:rPr>
           <w:rFonts w:ascii="Arial" w:hAnsi="Arial"/>
           <w:b/>
-          <w:color w:val="111827"/>
+          <w:color w:val="1E3A8A"/>
           <w:sz w:val="20"/>
         </w:rPr>
         <w:t xml:space="preserve">• </w:t>
@@ -1577,13 +1554,13 @@
     </w:p>
     <w:p>
       <w:pPr>
-        <w:spacing w:before="160" w:after="60"/>
+        <w:spacing w:before="160" w:after="40"/>
         <w:jc w:val="center"/>
       </w:pPr>
       <w:r>
         <w:drawing>
           <wp:inline xmlns:a="http://schemas.openxmlformats.org/drawingml/2006/main" xmlns:pic="http://schemas.openxmlformats.org/drawingml/2006/picture">
-            <wp:extent cx="2834640" cy="6137940"/>
+            <wp:extent cx="2331720" cy="5048951"/>
             <wp:docPr id="6" name="Picture 6"/>
             <wp:cNvGraphicFramePr>
               <a:graphicFrameLocks noChangeAspect="1"/>
@@ -1604,7 +1581,7 @@
                   <pic:spPr>
                     <a:xfrm>
                       <a:off x="0" y="0"/>
-                      <a:ext cx="2834640" cy="6137940"/>
+                      <a:ext cx="2331720" cy="5048951"/>
                     </a:xfrm>
                     <a:prstGeom prst="rect"/>
                   </pic:spPr>
@@ -1617,7 +1594,7 @@
     </w:p>
     <w:p>
       <w:pPr>
-        <w:spacing w:after="200"/>
+        <w:spacing w:after="240"/>
         <w:jc w:val="center"/>
       </w:pPr>
       <w:r>
@@ -1625,24 +1602,176 @@
           <w:rFonts w:ascii="Arial" w:hAnsi="Arial"/>
           <w:i/>
           <w:color w:val="6B7280"/>
-          <w:sz w:val="18"/>
+          <w:sz w:val="17"/>
         </w:rPr>
         <w:t>Hình: Form Chỉnh sửa và Tạm dừng ủy quyền</w:t>
       </w:r>
     </w:p>
     <w:p>
       <w:pPr>
-        <w:pStyle w:val="Heading2"/>
-        <w:spacing w:before="200" w:after="80"/>
+        <w:keepNext/>
+        <w:spacing w:before="240" w:after="80"/>
+      </w:pPr>
+      <w:r>
+        <w:rPr>
+          <w:rFonts w:ascii="Arial" w:hAnsi="Arial"/>
+          <w:b/>
+          <w:color w:val="475569"/>
+          <w:sz w:val="24"/>
+        </w:rPr>
+        <w:t>4.5. Mục Lịch Sử Hoạt Động (Activity History / Audit Trail)</w:t>
+      </w:r>
+    </w:p>
+    <w:p>
+      <w:pPr>
+        <w:spacing w:after="80" w:line="276" w:lineRule="auto"/>
+      </w:pPr>
+      <w:r>
+        <w:rPr>
+          <w:rFonts w:ascii="Arial" w:hAnsi="Arial"/>
+          <w:color w:val="111827"/>
+          <w:sz w:val="20"/>
+        </w:rPr>
+        <w:t>Ngay bên dưới các nút hành động của màn hình Chi tiết ủy quyền (cả phía bên phát đi và bên nhận về), hệ thống hiển thị thẻ Lịch sử hoạt động dạng danh sách bullet note tinh gọn:</w:t>
+      </w:r>
+    </w:p>
+    <w:p>
+      <w:pPr>
+        <w:spacing w:after="60" w:line="276" w:lineRule="auto"/>
+        <w:ind w:left="288"/>
       </w:pPr>
       <w:r>
         <w:rPr>
           <w:rFonts w:ascii="Arial" w:hAnsi="Arial"/>
           <w:b/>
           <w:color w:val="1E3A8A"/>
-          <w:sz w:val="26"/>
+          <w:sz w:val="20"/>
         </w:rPr>
-        <w:t>4.5. Quy Trình Xóa / Thu Hồi Ủy Quyền</w:t>
+        <w:t xml:space="preserve">• </w:t>
+      </w:r>
+      <w:r>
+        <w:rPr>
+          <w:rFonts w:ascii="Arial" w:hAnsi="Arial"/>
+          <w:color w:val="111827"/>
+          <w:sz w:val="20"/>
+        </w:rPr>
+        <w:t>Hiển thị chuỗi sự kiện vòng đời: Khởi tạo yêu cầu, Chấp nhận yêu cầu, Chỉnh sửa yêu cầu, Tạm dừng yêu cầu, Tiếp tục yêu cầu, Từ chối yêu cầu.</w:t>
+      </w:r>
+    </w:p>
+    <w:p>
+      <w:pPr>
+        <w:spacing w:after="60" w:line="276" w:lineRule="auto"/>
+        <w:ind w:left="288"/>
+      </w:pPr>
+      <w:r>
+        <w:rPr>
+          <w:rFonts w:ascii="Arial" w:hAnsi="Arial"/>
+          <w:b/>
+          <w:color w:val="1E3A8A"/>
+          <w:sz w:val="20"/>
+        </w:rPr>
+        <w:t xml:space="preserve">• </w:t>
+      </w:r>
+      <w:r>
+        <w:rPr>
+          <w:rFonts w:ascii="Arial" w:hAnsi="Arial"/>
+          <w:color w:val="111827"/>
+          <w:sz w:val="20"/>
+        </w:rPr>
+        <w:t>Định dạng tinh gọn: Tên sự kiện (bên trái) kèm mốc thời gian thực hiện (Giờ:Phút Ngày/Tháng/Năm) bên phải, không hiển thị icon rườm rà hay nội dung chi tiết dài dòng.</w:t>
+      </w:r>
+    </w:p>
+    <w:p>
+      <w:pPr>
+        <w:spacing w:after="60" w:line="276" w:lineRule="auto"/>
+        <w:ind w:left="288"/>
+      </w:pPr>
+      <w:r>
+        <w:rPr>
+          <w:rFonts w:ascii="Arial" w:hAnsi="Arial"/>
+          <w:b/>
+          <w:color w:val="1E3A8A"/>
+          <w:sz w:val="20"/>
+        </w:rPr>
+        <w:t xml:space="preserve">• </w:t>
+      </w:r>
+      <w:r>
+        <w:rPr>
+          <w:rFonts w:ascii="Arial" w:hAnsi="Arial"/>
+          <w:color w:val="111827"/>
+          <w:sz w:val="20"/>
+        </w:rPr>
+        <w:t>Tự động đồng bộ và lưu trữ theo thời gian thực mỗi khi có hành động phát sinh từ người dùng.</w:t>
+      </w:r>
+    </w:p>
+    <w:p>
+      <w:pPr>
+        <w:spacing w:before="160" w:after="40"/>
+        <w:jc w:val="center"/>
+      </w:pPr>
+      <w:r>
+        <w:drawing>
+          <wp:inline xmlns:a="http://schemas.openxmlformats.org/drawingml/2006/main" xmlns:pic="http://schemas.openxmlformats.org/drawingml/2006/picture">
+            <wp:extent cx="2331720" cy="5048951"/>
+            <wp:docPr id="7" name="Picture 7"/>
+            <wp:cNvGraphicFramePr>
+              <a:graphicFrameLocks noChangeAspect="1"/>
+            </wp:cNvGraphicFramePr>
+            <a:graphic>
+              <a:graphicData uri="http://schemas.openxmlformats.org/drawingml/2006/picture">
+                <pic:pic>
+                  <pic:nvPicPr>
+                    <pic:cNvPr id="0" name="brd_06b_activity_history.png"/>
+                    <pic:cNvPicPr/>
+                  </pic:nvPicPr>
+                  <pic:blipFill>
+                    <a:blip r:embed="rId15"/>
+                    <a:stretch>
+                      <a:fillRect/>
+                    </a:stretch>
+                  </pic:blipFill>
+                  <pic:spPr>
+                    <a:xfrm>
+                      <a:off x="0" y="0"/>
+                      <a:ext cx="2331720" cy="5048951"/>
+                    </a:xfrm>
+                    <a:prstGeom prst="rect"/>
+                  </pic:spPr>
+                </pic:pic>
+              </a:graphicData>
+            </a:graphic>
+          </wp:inline>
+        </w:drawing>
+      </w:r>
+    </w:p>
+    <w:p>
+      <w:pPr>
+        <w:spacing w:after="240"/>
+        <w:jc w:val="center"/>
+      </w:pPr>
+      <w:r>
+        <w:rPr>
+          <w:rFonts w:ascii="Arial" w:hAnsi="Arial"/>
+          <w:i/>
+          <w:color w:val="6B7280"/>
+          <w:sz w:val="17"/>
+        </w:rPr>
+        <w:t>Hình: Mục Lịch sử hoạt động hiển thị dạng danh sách bullet note tinh gọn</w:t>
+      </w:r>
+    </w:p>
+    <w:p>
+      <w:pPr>
+        <w:keepNext/>
+        <w:spacing w:before="240" w:after="80"/>
+      </w:pPr>
+      <w:r>
+        <w:rPr>
+          <w:rFonts w:ascii="Arial" w:hAnsi="Arial"/>
+          <w:b/>
+          <w:color w:val="475569"/>
+          <w:sz w:val="24"/>
+        </w:rPr>
+        <w:t>4.6. Quy Trình Xóa / Thu Hồi Ủy Quyền</w:t>
       </w:r>
     </w:p>
     <w:p>
@@ -1660,14 +1789,14 @@
     </w:p>
     <w:p>
       <w:pPr>
-        <w:spacing w:before="160" w:after="60"/>
+        <w:spacing w:before="160" w:after="40"/>
         <w:jc w:val="center"/>
       </w:pPr>
       <w:r>
         <w:drawing>
           <wp:inline xmlns:a="http://schemas.openxmlformats.org/drawingml/2006/main" xmlns:pic="http://schemas.openxmlformats.org/drawingml/2006/picture">
-            <wp:extent cx="2834640" cy="6137940"/>
-            <wp:docPr id="7" name="Picture 7"/>
+            <wp:extent cx="2331720" cy="5048951"/>
+            <wp:docPr id="8" name="Picture 8"/>
             <wp:cNvGraphicFramePr>
               <a:graphicFrameLocks noChangeAspect="1"/>
             </wp:cNvGraphicFramePr>
@@ -1679,7 +1808,7 @@
                     <pic:cNvPicPr/>
                   </pic:nvPicPr>
                   <pic:blipFill>
-                    <a:blip r:embed="rId15"/>
+                    <a:blip r:embed="rId16"/>
                     <a:stretch>
                       <a:fillRect/>
                     </a:stretch>
@@ -1687,7 +1816,7 @@
                   <pic:spPr>
                     <a:xfrm>
                       <a:off x="0" y="0"/>
-                      <a:ext cx="2834640" cy="6137940"/>
+                      <a:ext cx="2331720" cy="5048951"/>
                     </a:xfrm>
                     <a:prstGeom prst="rect"/>
                   </pic:spPr>
@@ -1700,7 +1829,7 @@
     </w:p>
     <w:p>
       <w:pPr>
-        <w:spacing w:after="200"/>
+        <w:spacing w:after="240"/>
         <w:jc w:val="center"/>
       </w:pPr>
       <w:r>
@@ -1708,24 +1837,24 @@
           <w:rFonts w:ascii="Arial" w:hAnsi="Arial"/>
           <w:i/>
           <w:color w:val="6B7280"/>
-          <w:sz w:val="18"/>
+          <w:sz w:val="17"/>
         </w:rPr>
         <w:t>Hình: Hộp thoại xác nhận Xóa ủy quyền vĩnh viễn</w:t>
       </w:r>
     </w:p>
     <w:p>
       <w:pPr>
-        <w:pStyle w:val="Heading2"/>
-        <w:spacing w:before="200" w:after="80"/>
+        <w:keepNext/>
+        <w:spacing w:before="240" w:after="80"/>
       </w:pPr>
       <w:r>
         <w:rPr>
           <w:rFonts w:ascii="Arial" w:hAnsi="Arial"/>
           <w:b/>
-          <w:color w:val="1E3A8A"/>
-          <w:sz w:val="26"/>
+          <w:color w:val="475569"/>
+          <w:sz w:val="24"/>
         </w:rPr>
-        <w:t>4.6. Thông Báo Lời Mời Đến Người Được Ủy Quyền</w:t>
+        <w:t>4.7. Thông Báo Lời Mời Đến Người Được Ủy Quyền</w:t>
       </w:r>
     </w:p>
     <w:p>
@@ -1743,14 +1872,14 @@
     </w:p>
     <w:p>
       <w:pPr>
-        <w:spacing w:before="160" w:after="60"/>
+        <w:spacing w:before="160" w:after="40"/>
         <w:jc w:val="center"/>
       </w:pPr>
       <w:r>
         <w:drawing>
           <wp:inline xmlns:a="http://schemas.openxmlformats.org/drawingml/2006/main" xmlns:pic="http://schemas.openxmlformats.org/drawingml/2006/picture">
-            <wp:extent cx="2834640" cy="6137940"/>
-            <wp:docPr id="8" name="Picture 8"/>
+            <wp:extent cx="2331720" cy="5048951"/>
+            <wp:docPr id="9" name="Picture 9"/>
             <wp:cNvGraphicFramePr>
               <a:graphicFrameLocks noChangeAspect="1"/>
             </wp:cNvGraphicFramePr>
@@ -1762,7 +1891,7 @@
                     <pic:cNvPicPr/>
                   </pic:nvPicPr>
                   <pic:blipFill>
-                    <a:blip r:embed="rId16"/>
+                    <a:blip r:embed="rId17"/>
                     <a:stretch>
                       <a:fillRect/>
                     </a:stretch>
@@ -1770,7 +1899,7 @@
                   <pic:spPr>
                     <a:xfrm>
                       <a:off x="0" y="0"/>
-                      <a:ext cx="2834640" cy="6137940"/>
+                      <a:ext cx="2331720" cy="5048951"/>
                     </a:xfrm>
                     <a:prstGeom prst="rect"/>
                   </pic:spPr>
@@ -1783,7 +1912,7 @@
     </w:p>
     <w:p>
       <w:pPr>
-        <w:spacing w:after="200"/>
+        <w:spacing w:after="240"/>
         <w:jc w:val="center"/>
       </w:pPr>
       <w:r>
@@ -1791,24 +1920,24 @@
           <w:rFonts w:ascii="Arial" w:hAnsi="Arial"/>
           <w:i/>
           <w:color w:val="6B7280"/>
-          <w:sz w:val="18"/>
+          <w:sz w:val="17"/>
         </w:rPr>
         <w:t>Hình: Màn hình Trung tâm thông báo nhận lời mời ủy quyền</w:t>
       </w:r>
     </w:p>
     <w:p>
       <w:pPr>
-        <w:pStyle w:val="Heading2"/>
-        <w:spacing w:before="200" w:after="80"/>
+        <w:keepNext/>
+        <w:spacing w:before="240" w:after="80"/>
       </w:pPr>
       <w:r>
         <w:rPr>
           <w:rFonts w:ascii="Arial" w:hAnsi="Arial"/>
           <w:b/>
-          <w:color w:val="1E3A8A"/>
-          <w:sz w:val="26"/>
+          <w:color w:val="475569"/>
+          <w:sz w:val="24"/>
         </w:rPr>
-        <w:t>4.7. Màn Hình Chấp Nhận / Từ Chối Lời Mời Ủy Quyền</w:t>
+        <w:t>4.8. Màn Hình Chấp Nhận / Từ Chối Lời Mời Ủy Quyền</w:t>
       </w:r>
     </w:p>
     <w:p>
@@ -1826,14 +1955,14 @@
     </w:p>
     <w:p>
       <w:pPr>
-        <w:pStyle w:val="ListBullet"/>
         <w:spacing w:after="60" w:line="276" w:lineRule="auto"/>
+        <w:ind w:left="288"/>
       </w:pPr>
       <w:r>
         <w:rPr>
           <w:rFonts w:ascii="Arial" w:hAnsi="Arial"/>
           <w:b/>
-          <w:color w:val="111827"/>
+          <w:color w:val="1E3A8A"/>
           <w:sz w:val="20"/>
         </w:rPr>
         <w:t xml:space="preserve">• </w:t>
@@ -1849,14 +1978,14 @@
     </w:p>
     <w:p>
       <w:pPr>
-        <w:pStyle w:val="ListBullet"/>
         <w:spacing w:after="60" w:line="276" w:lineRule="auto"/>
+        <w:ind w:left="288"/>
       </w:pPr>
       <w:r>
         <w:rPr>
           <w:rFonts w:ascii="Arial" w:hAnsi="Arial"/>
           <w:b/>
-          <w:color w:val="111827"/>
+          <w:color w:val="1E3A8A"/>
           <w:sz w:val="20"/>
         </w:rPr>
         <w:t xml:space="preserve">• </w:t>
@@ -1872,14 +2001,14 @@
     </w:p>
     <w:p>
       <w:pPr>
-        <w:pStyle w:val="ListBullet"/>
         <w:spacing w:after="60" w:line="276" w:lineRule="auto"/>
+        <w:ind w:left="288"/>
       </w:pPr>
       <w:r>
         <w:rPr>
           <w:rFonts w:ascii="Arial" w:hAnsi="Arial"/>
           <w:b/>
-          <w:color w:val="111827"/>
+          <w:color w:val="1E3A8A"/>
           <w:sz w:val="20"/>
         </w:rPr>
         <w:t xml:space="preserve">• </w:t>
@@ -1895,14 +2024,14 @@
     </w:p>
     <w:p>
       <w:pPr>
-        <w:pStyle w:val="ListBullet"/>
         <w:spacing w:after="60" w:line="276" w:lineRule="auto"/>
+        <w:ind w:left="288"/>
       </w:pPr>
       <w:r>
         <w:rPr>
           <w:rFonts w:ascii="Arial" w:hAnsi="Arial"/>
           <w:b/>
-          <w:color w:val="111827"/>
+          <w:color w:val="1E3A8A"/>
           <w:sz w:val="20"/>
         </w:rPr>
         <w:t xml:space="preserve">• </w:t>
@@ -1918,14 +2047,14 @@
     </w:p>
     <w:p>
       <w:pPr>
-        <w:spacing w:before="160" w:after="60"/>
+        <w:spacing w:before="160" w:after="40"/>
         <w:jc w:val="center"/>
       </w:pPr>
       <w:r>
         <w:drawing>
           <wp:inline xmlns:a="http://schemas.openxmlformats.org/drawingml/2006/main" xmlns:pic="http://schemas.openxmlformats.org/drawingml/2006/picture">
-            <wp:extent cx="2834640" cy="6137940"/>
-            <wp:docPr id="9" name="Picture 9"/>
+            <wp:extent cx="2331720" cy="5048951"/>
+            <wp:docPr id="10" name="Picture 10"/>
             <wp:cNvGraphicFramePr>
               <a:graphicFrameLocks noChangeAspect="1"/>
             </wp:cNvGraphicFramePr>
@@ -1937,7 +2066,7 @@
                     <pic:cNvPicPr/>
                   </pic:nvPicPr>
                   <pic:blipFill>
-                    <a:blip r:embed="rId17"/>
+                    <a:blip r:embed="rId18"/>
                     <a:stretch>
                       <a:fillRect/>
                     </a:stretch>
@@ -1945,7 +2074,7 @@
                   <pic:spPr>
                     <a:xfrm>
                       <a:off x="0" y="0"/>
-                      <a:ext cx="2834640" cy="6137940"/>
+                      <a:ext cx="2331720" cy="5048951"/>
                     </a:xfrm>
                     <a:prstGeom prst="rect"/>
                   </pic:spPr>
@@ -1958,7 +2087,7 @@
     </w:p>
     <w:p>
       <w:pPr>
-        <w:spacing w:after="200"/>
+        <w:spacing w:after="240"/>
         <w:jc w:val="center"/>
       </w:pPr>
       <w:r>
@@ -1966,24 +2095,24 @@
           <w:rFonts w:ascii="Arial" w:hAnsi="Arial"/>
           <w:i/>
           <w:color w:val="6B7280"/>
-          <w:sz w:val="18"/>
+          <w:sz w:val="17"/>
         </w:rPr>
         <w:t>Hình: Màn hình toàn trang Chấp nhận hoặc Từ chối Lời mời ủy quyền</w:t>
       </w:r>
     </w:p>
     <w:p>
       <w:pPr>
-        <w:pStyle w:val="Heading2"/>
-        <w:spacing w:before="200" w:after="80"/>
+        <w:keepNext/>
+        <w:spacing w:before="240" w:after="80"/>
       </w:pPr>
       <w:r>
         <w:rPr>
           <w:rFonts w:ascii="Arial" w:hAnsi="Arial"/>
           <w:b/>
-          <w:color w:val="1E3A8A"/>
-          <w:sz w:val="26"/>
+          <w:color w:val="475569"/>
+          <w:sz w:val="24"/>
         </w:rPr>
-        <w:t>4.8. Màn Hình Chi Tiết Ủy Quyền Đã Nhận &amp; Nút Xóa Ủy Quyền</w:t>
+        <w:t>4.9. Màn Hình Chi Tiết Ủy Quyền Đã Nhận &amp; Nút Xóa Ủy Quyền</w:t>
       </w:r>
     </w:p>
     <w:p>
@@ -2001,14 +2130,14 @@
     </w:p>
     <w:p>
       <w:pPr>
-        <w:pStyle w:val="ListBullet"/>
         <w:spacing w:after="60" w:line="276" w:lineRule="auto"/>
+        <w:ind w:left="288"/>
       </w:pPr>
       <w:r>
         <w:rPr>
           <w:rFonts w:ascii="Arial" w:hAnsi="Arial"/>
           <w:b/>
-          <w:color w:val="111827"/>
+          <w:color w:val="1E3A8A"/>
           <w:sz w:val="20"/>
         </w:rPr>
         <w:t xml:space="preserve">• </w:t>
@@ -2024,14 +2153,14 @@
     </w:p>
     <w:p>
       <w:pPr>
-        <w:pStyle w:val="ListBullet"/>
         <w:spacing w:after="60" w:line="276" w:lineRule="auto"/>
+        <w:ind w:left="288"/>
       </w:pPr>
       <w:r>
         <w:rPr>
           <w:rFonts w:ascii="Arial" w:hAnsi="Arial"/>
           <w:b/>
-          <w:color w:val="111827"/>
+          <w:color w:val="1E3A8A"/>
           <w:sz w:val="20"/>
         </w:rPr>
         <w:t xml:space="preserve">• </w:t>
@@ -2047,14 +2176,14 @@
     </w:p>
     <w:p>
       <w:pPr>
-        <w:spacing w:before="160" w:after="60"/>
+        <w:spacing w:before="160" w:after="40"/>
         <w:jc w:val="center"/>
       </w:pPr>
       <w:r>
         <w:drawing>
           <wp:inline xmlns:a="http://schemas.openxmlformats.org/drawingml/2006/main" xmlns:pic="http://schemas.openxmlformats.org/drawingml/2006/picture">
-            <wp:extent cx="2834640" cy="6137940"/>
-            <wp:docPr id="10" name="Picture 10"/>
+            <wp:extent cx="2331720" cy="5048951"/>
+            <wp:docPr id="11" name="Picture 11"/>
             <wp:cNvGraphicFramePr>
               <a:graphicFrameLocks noChangeAspect="1"/>
             </wp:cNvGraphicFramePr>
@@ -2066,7 +2195,7 @@
                     <pic:cNvPicPr/>
                   </pic:nvPicPr>
                   <pic:blipFill>
-                    <a:blip r:embed="rId18"/>
+                    <a:blip r:embed="rId19"/>
                     <a:stretch>
                       <a:fillRect/>
                     </a:stretch>
@@ -2074,7 +2203,7 @@
                   <pic:spPr>
                     <a:xfrm>
                       <a:off x="0" y="0"/>
-                      <a:ext cx="2834640" cy="6137940"/>
+                      <a:ext cx="2331720" cy="5048951"/>
                     </a:xfrm>
                     <a:prstGeom prst="rect"/>
                   </pic:spPr>
@@ -2087,7 +2216,7 @@
     </w:p>
     <w:p>
       <w:pPr>
-        <w:spacing w:after="200"/>
+        <w:spacing w:after="240"/>
         <w:jc w:val="center"/>
       </w:pPr>
       <w:r>
@@ -2095,36 +2224,376 @@
           <w:rFonts w:ascii="Arial" w:hAnsi="Arial"/>
           <w:i/>
           <w:color w:val="6B7280"/>
-          <w:sz w:val="18"/>
+          <w:sz w:val="17"/>
         </w:rPr>
         <w:t>Hình: Màn hình Chi tiết ủy quyền đã nhận với duy nhất 1 nút Xóa ủy quyền</w:t>
       </w:r>
     </w:p>
     <w:p>
       <w:pPr>
-        <w:pStyle w:val="Heading1"/>
-        <w:spacing w:before="280" w:after="80"/>
+        <w:keepNext/>
+        <w:spacing w:before="240" w:after="80"/>
+      </w:pPr>
+      <w:r>
+        <w:rPr>
+          <w:rFonts w:ascii="Arial" w:hAnsi="Arial"/>
+          <w:b/>
+          <w:color w:val="475569"/>
+          <w:sz w:val="24"/>
+        </w:rPr>
+        <w:t>4.10. Hiển Thị Thông Tin Người Ký / Người Từ Chối &amp; Chọn Chứng Thư Số Trong Luồng Ký Số</w:t>
+      </w:r>
+    </w:p>
+    <w:p>
+      <w:pPr>
+        <w:spacing w:after="80" w:line="276" w:lineRule="auto"/>
+      </w:pPr>
+      <w:r>
+        <w:rPr>
+          <w:rFonts w:ascii="Arial" w:hAnsi="Arial"/>
+          <w:color w:val="111827"/>
+          <w:sz w:val="20"/>
+        </w:rPr>
+        <w:t>Để đảm bảo tính minh bạch và giá trị pháp lý khi thực hiện ký số hoặc từ chối văn bản (đặc biệt trong các trường hợp ký thay / thao tác thay theo ủy quyền):</w:t>
+      </w:r>
+    </w:p>
+    <w:p>
+      <w:pPr>
+        <w:spacing w:after="60" w:line="276" w:lineRule="auto"/>
+        <w:ind w:left="288"/>
       </w:pPr>
       <w:r>
         <w:rPr>
           <w:rFonts w:ascii="Arial" w:hAnsi="Arial"/>
           <w:b/>
           <w:color w:val="1E3A8A"/>
-          <w:sz w:val="30"/>
+          <w:sz w:val="20"/>
+        </w:rPr>
+        <w:t xml:space="preserve">• </w:t>
+      </w:r>
+      <w:r>
+        <w:rPr>
+          <w:rFonts w:ascii="Arial" w:hAnsi="Arial"/>
+          <w:color w:val="111827"/>
+          <w:sz w:val="20"/>
+        </w:rPr>
+        <w:t>Lựa chọn Chứng thư số theo bên ủy quyền: Khi thực hiện ký ủy quyền, hệ thống chỉ hiển thị đúng loại Chứng thư số của bên ủy quyền (Cá nhân hoặc Doanh nghiệp), ẩn hoàn toàn thanh chuyển đổi tab thừa thãi.</w:t>
+      </w:r>
+    </w:p>
+    <w:p>
+      <w:pPr>
+        <w:spacing w:after="60" w:line="276" w:lineRule="auto"/>
+        <w:ind w:left="288"/>
+      </w:pPr>
+      <w:r>
+        <w:rPr>
+          <w:rFonts w:ascii="Arial" w:hAnsi="Arial"/>
+          <w:b/>
+          <w:color w:val="1E3A8A"/>
+          <w:sz w:val="20"/>
+        </w:rPr>
+        <w:t xml:space="preserve">• </w:t>
+      </w:r>
+      <w:r>
+        <w:rPr>
+          <w:rFonts w:ascii="Arial" w:hAnsi="Arial"/>
+          <w:color w:val="111827"/>
+          <w:sz w:val="20"/>
+        </w:rPr>
+        <w:t>Trường hợp Ký hoàn tất: Hiển thị thẻ trạng thái tinh gọn 'Văn bản đã được ký hoàn tất' kèm thông tin cơ bản: Người ký: [Tên người ký] (ví dụ: Nguyễn Văn Hùng).</w:t>
+      </w:r>
+    </w:p>
+    <w:p>
+      <w:pPr>
+        <w:spacing w:after="60" w:line="276" w:lineRule="auto"/>
+        <w:ind w:left="288"/>
+      </w:pPr>
+      <w:r>
+        <w:rPr>
+          <w:rFonts w:ascii="Arial" w:hAnsi="Arial"/>
+          <w:b/>
+          <w:color w:val="1E3A8A"/>
+          <w:sz w:val="20"/>
+        </w:rPr>
+        <w:t xml:space="preserve">• </w:t>
+      </w:r>
+      <w:r>
+        <w:rPr>
+          <w:rFonts w:ascii="Arial" w:hAnsi="Arial"/>
+          <w:color w:val="111827"/>
+          <w:sz w:val="20"/>
+        </w:rPr>
+        <w:t>Trường hợp Từ chối ký: Hiển thị thẻ cảnh báo 'Yêu cầu đã bị từ chối' kèm thông tin cơ bản: Người từ chối: [Tên người từ chối] (ví dụ: Nguyễn Văn Hùng) và Lý do từ chối rõ ràng.</w:t>
+      </w:r>
+    </w:p>
+    <w:p>
+      <w:pPr>
+        <w:spacing w:after="60" w:line="276" w:lineRule="auto"/>
+        <w:ind w:left="288"/>
+      </w:pPr>
+      <w:r>
+        <w:rPr>
+          <w:rFonts w:ascii="Arial" w:hAnsi="Arial"/>
+          <w:b/>
+          <w:color w:val="1E3A8A"/>
+          <w:sz w:val="20"/>
+        </w:rPr>
+        <w:t xml:space="preserve">• </w:t>
+      </w:r>
+      <w:r>
+        <w:rPr>
+          <w:rFonts w:ascii="Arial" w:hAnsi="Arial"/>
+          <w:color w:val="111827"/>
+          <w:sz w:val="20"/>
+        </w:rPr>
+        <w:t>Màn hình danh sách: Giữ giao diện danh sách tối giản, không hiển thị thêm thông tin người ký/người từ chối bên ngoài thẻ.</w:t>
+      </w:r>
+    </w:p>
+    <w:p>
+      <w:pPr>
+        <w:spacing w:before="160" w:after="40"/>
+        <w:jc w:val="center"/>
+      </w:pPr>
+      <w:r>
+        <w:drawing>
+          <wp:inline xmlns:a="http://schemas.openxmlformats.org/drawingml/2006/main" xmlns:pic="http://schemas.openxmlformats.org/drawingml/2006/picture">
+            <wp:extent cx="2331720" cy="5048951"/>
+            <wp:docPr id="12" name="Picture 12"/>
+            <wp:cNvGraphicFramePr>
+              <a:graphicFrameLocks noChangeAspect="1"/>
+            </wp:cNvGraphicFramePr>
+            <a:graphic>
+              <a:graphicData uri="http://schemas.openxmlformats.org/drawingml/2006/picture">
+                <pic:pic>
+                  <pic:nvPicPr>
+                    <pic:cNvPr id="0" name="test_cert_personal_delegated.png"/>
+                    <pic:cNvPicPr/>
+                  </pic:nvPicPr>
+                  <pic:blipFill>
+                    <a:blip r:embed="rId20"/>
+                    <a:stretch>
+                      <a:fillRect/>
+                    </a:stretch>
+                  </pic:blipFill>
+                  <pic:spPr>
+                    <a:xfrm>
+                      <a:off x="0" y="0"/>
+                      <a:ext cx="2331720" cy="5048951"/>
+                    </a:xfrm>
+                    <a:prstGeom prst="rect"/>
+                  </pic:spPr>
+                </pic:pic>
+              </a:graphicData>
+            </a:graphic>
+          </wp:inline>
+        </w:drawing>
+      </w:r>
+    </w:p>
+    <w:p>
+      <w:pPr>
+        <w:spacing w:after="240"/>
+        <w:jc w:val="center"/>
+      </w:pPr>
+      <w:r>
+        <w:rPr>
+          <w:rFonts w:ascii="Arial" w:hAnsi="Arial"/>
+          <w:i/>
+          <w:color w:val="6B7280"/>
+          <w:sz w:val="17"/>
+        </w:rPr>
+        <w:t>Hình: Màn hình Chọn CTS Cá nhân được ủy quyền (ẩn tab, chỉ hiện CTS của người ủy quyền)</w:t>
+      </w:r>
+    </w:p>
+    <w:p>
+      <w:pPr>
+        <w:spacing w:before="160" w:after="40"/>
+        <w:jc w:val="center"/>
+      </w:pPr>
+      <w:r>
+        <w:drawing>
+          <wp:inline xmlns:a="http://schemas.openxmlformats.org/drawingml/2006/main" xmlns:pic="http://schemas.openxmlformats.org/drawingml/2006/picture">
+            <wp:extent cx="2331720" cy="5048951"/>
+            <wp:docPr id="13" name="Picture 13"/>
+            <wp:cNvGraphicFramePr>
+              <a:graphicFrameLocks noChangeAspect="1"/>
+            </wp:cNvGraphicFramePr>
+            <a:graphic>
+              <a:graphicData uri="http://schemas.openxmlformats.org/drawingml/2006/picture">
+                <pic:pic>
+                  <pic:nvPicPr>
+                    <pic:cNvPr id="0" name="test_cert_corporate_delegated.png"/>
+                    <pic:cNvPicPr/>
+                  </pic:nvPicPr>
+                  <pic:blipFill>
+                    <a:blip r:embed="rId21"/>
+                    <a:stretch>
+                      <a:fillRect/>
+                    </a:stretch>
+                  </pic:blipFill>
+                  <pic:spPr>
+                    <a:xfrm>
+                      <a:off x="0" y="0"/>
+                      <a:ext cx="2331720" cy="5048951"/>
+                    </a:xfrm>
+                    <a:prstGeom prst="rect"/>
+                  </pic:spPr>
+                </pic:pic>
+              </a:graphicData>
+            </a:graphic>
+          </wp:inline>
+        </w:drawing>
+      </w:r>
+    </w:p>
+    <w:p>
+      <w:pPr>
+        <w:spacing w:after="240"/>
+        <w:jc w:val="center"/>
+      </w:pPr>
+      <w:r>
+        <w:rPr>
+          <w:rFonts w:ascii="Arial" w:hAnsi="Arial"/>
+          <w:i/>
+          <w:color w:val="6B7280"/>
+          <w:sz w:val="17"/>
+        </w:rPr>
+        <w:t>Hình: Màn hình Chọn CTS Doanh nghiệp được ủy quyền (ẩn tab, chỉ hiện CTS của công ty ủy quyền)</w:t>
+      </w:r>
+    </w:p>
+    <w:p>
+      <w:pPr>
+        <w:spacing w:before="160" w:after="40"/>
+        <w:jc w:val="center"/>
+      </w:pPr>
+      <w:r>
+        <w:drawing>
+          <wp:inline xmlns:a="http://schemas.openxmlformats.org/drawingml/2006/main" xmlns:pic="http://schemas.openxmlformats.org/drawingml/2006/picture">
+            <wp:extent cx="2331720" cy="5048951"/>
+            <wp:docPr id="14" name="Picture 14"/>
+            <wp:cNvGraphicFramePr>
+              <a:graphicFrameLocks noChangeAspect="1"/>
+            </wp:cNvGraphicFramePr>
+            <a:graphic>
+              <a:graphicData uri="http://schemas.openxmlformats.org/drawingml/2006/picture">
+                <pic:pic>
+                  <pic:nvPicPr>
+                    <pic:cNvPr id="0" name="test_sign_completed_delegated.png"/>
+                    <pic:cNvPicPr/>
+                  </pic:nvPicPr>
+                  <pic:blipFill>
+                    <a:blip r:embed="rId22"/>
+                    <a:stretch>
+                      <a:fillRect/>
+                    </a:stretch>
+                  </pic:blipFill>
+                  <pic:spPr>
+                    <a:xfrm>
+                      <a:off x="0" y="0"/>
+                      <a:ext cx="2331720" cy="5048951"/>
+                    </a:xfrm>
+                    <a:prstGeom prst="rect"/>
+                  </pic:spPr>
+                </pic:pic>
+              </a:graphicData>
+            </a:graphic>
+          </wp:inline>
+        </w:drawing>
+      </w:r>
+    </w:p>
+    <w:p>
+      <w:pPr>
+        <w:spacing w:after="240"/>
+        <w:jc w:val="center"/>
+      </w:pPr>
+      <w:r>
+        <w:rPr>
+          <w:rFonts w:ascii="Arial" w:hAnsi="Arial"/>
+          <w:i/>
+          <w:color w:val="6B7280"/>
+          <w:sz w:val="17"/>
+        </w:rPr>
+        <w:t>Hình: Màn hình Ký số hoàn tất hiển thị tinh gọn Người ký</w:t>
+      </w:r>
+    </w:p>
+    <w:p>
+      <w:pPr>
+        <w:spacing w:before="160" w:after="40"/>
+        <w:jc w:val="center"/>
+      </w:pPr>
+      <w:r>
+        <w:drawing>
+          <wp:inline xmlns:a="http://schemas.openxmlformats.org/drawingml/2006/main" xmlns:pic="http://schemas.openxmlformats.org/drawingml/2006/picture">
+            <wp:extent cx="2331720" cy="5048951"/>
+            <wp:docPr id="15" name="Picture 15"/>
+            <wp:cNvGraphicFramePr>
+              <a:graphicFrameLocks noChangeAspect="1"/>
+            </wp:cNvGraphicFramePr>
+            <a:graphic>
+              <a:graphicData uri="http://schemas.openxmlformats.org/drawingml/2006/picture">
+                <pic:pic>
+                  <pic:nvPicPr>
+                    <pic:cNvPr id="0" name="test_sign_rejected_delegated.png"/>
+                    <pic:cNvPicPr/>
+                  </pic:nvPicPr>
+                  <pic:blipFill>
+                    <a:blip r:embed="rId23"/>
+                    <a:stretch>
+                      <a:fillRect/>
+                    </a:stretch>
+                  </pic:blipFill>
+                  <pic:spPr>
+                    <a:xfrm>
+                      <a:off x="0" y="0"/>
+                      <a:ext cx="2331720" cy="5048951"/>
+                    </a:xfrm>
+                    <a:prstGeom prst="rect"/>
+                  </pic:spPr>
+                </pic:pic>
+              </a:graphicData>
+            </a:graphic>
+          </wp:inline>
+        </w:drawing>
+      </w:r>
+    </w:p>
+    <w:p>
+      <w:pPr>
+        <w:spacing w:after="240"/>
+        <w:jc w:val="center"/>
+      </w:pPr>
+      <w:r>
+        <w:rPr>
+          <w:rFonts w:ascii="Arial" w:hAnsi="Arial"/>
+          <w:i/>
+          <w:color w:val="6B7280"/>
+          <w:sz w:val="17"/>
+        </w:rPr>
+        <w:t>Hình: Màn hình Từ chối ký hiển thị tinh gọn Người từ chối và Lý do</w:t>
+      </w:r>
+    </w:p>
+    <w:p>
+      <w:pPr>
+        <w:keepNext/>
+        <w:spacing w:before="320" w:after="120"/>
+      </w:pPr>
+      <w:r>
+        <w:rPr>
+          <w:rFonts w:ascii="Arial" w:hAnsi="Arial"/>
+          <w:b/>
+          <w:color w:val="1E3A8A"/>
+          <w:sz w:val="28"/>
         </w:rPr>
         <w:t>5. Quy Tắc Nghiệp Vụ &amp; Ràng Buộc Hệ Thống</w:t>
       </w:r>
     </w:p>
     <w:p>
       <w:pPr>
-        <w:pStyle w:val="ListBullet"/>
         <w:spacing w:after="60" w:line="276" w:lineRule="auto"/>
+        <w:ind w:left="288"/>
       </w:pPr>
       <w:r>
         <w:rPr>
           <w:rFonts w:ascii="Arial" w:hAnsi="Arial"/>
           <w:b/>
-          <w:color w:val="111827"/>
+          <w:color w:val="1E3A8A"/>
           <w:sz w:val="20"/>
         </w:rPr>
         <w:t xml:space="preserve">1. </w:t>
@@ -2140,14 +2609,14 @@
     </w:p>
     <w:p>
       <w:pPr>
-        <w:pStyle w:val="ListBullet"/>
         <w:spacing w:after="60" w:line="276" w:lineRule="auto"/>
+        <w:ind w:left="288"/>
       </w:pPr>
       <w:r>
         <w:rPr>
           <w:rFonts w:ascii="Arial" w:hAnsi="Arial"/>
           <w:b/>
-          <w:color w:val="111827"/>
+          <w:color w:val="1E3A8A"/>
           <w:sz w:val="20"/>
         </w:rPr>
         <w:t xml:space="preserve">2. </w:t>
@@ -2163,14 +2632,14 @@
     </w:p>
     <w:p>
       <w:pPr>
-        <w:pStyle w:val="ListBullet"/>
         <w:spacing w:after="60" w:line="276" w:lineRule="auto"/>
+        <w:ind w:left="288"/>
       </w:pPr>
       <w:r>
         <w:rPr>
           <w:rFonts w:ascii="Arial" w:hAnsi="Arial"/>
           <w:b/>
-          <w:color w:val="111827"/>
+          <w:color w:val="1E3A8A"/>
           <w:sz w:val="20"/>
         </w:rPr>
         <w:t xml:space="preserve">3. </w:t>
@@ -2186,14 +2655,14 @@
     </w:p>
     <w:p>
       <w:pPr>
-        <w:pStyle w:val="ListBullet"/>
         <w:spacing w:after="60" w:line="276" w:lineRule="auto"/>
+        <w:ind w:left="288"/>
       </w:pPr>
       <w:r>
         <w:rPr>
           <w:rFonts w:ascii="Arial" w:hAnsi="Arial"/>
           <w:b/>
-          <w:color w:val="111827"/>
+          <w:color w:val="1E3A8A"/>
           <w:sz w:val="20"/>
         </w:rPr>
         <w:t xml:space="preserve">4. </w:t>
@@ -2209,7 +2678,7 @@
     </w:p>
     <w:sectPr>
       <w:pgSz w:w="12240" w:h="15840"/>
-      <w:pgMar w:top="1152" w:right="1152" w:bottom="1152" w:left="1152" w:header="720" w:footer="720" w:gutter="0"/>
+      <w:pgMar w:top="1440" w:right="1800" w:bottom="1440" w:left="1800" w:header="720" w:footer="720" w:gutter="0"/>
       <w:cols w:space="720"/>
       <w:docGrid w:linePitch="360"/>
     </w:sectPr>
